--- a/Первичный анализ_Колпащикова_ИСП_402.docx
+++ b/Первичный анализ_Колпащикова_ИСП_402.docx
@@ -72,6 +72,23 @@
     </w:p>
     <w:p>
       <w:pPr>
+        <w:rPr>
+          <w:rFonts w:ascii="Times New Roman" w:hAnsi="Times New Roman" w:cs="Times New Roman"/>
+          <w:sz w:val="28"/>
+          <w:szCs w:val="28"/>
+        </w:rPr>
+      </w:pPr>
+      <w:r>
+        <w:rPr>
+          <w:rFonts w:ascii="Times New Roman" w:hAnsi="Times New Roman" w:cs="Times New Roman"/>
+          <w:sz w:val="28"/>
+          <w:szCs w:val="28"/>
+        </w:rPr>
+        <w:br w:type="page"/>
+      </w:r>
+    </w:p>
+    <w:p>
+      <w:pPr>
         <w:pStyle w:val="a3"/>
         <w:numPr>
           <w:ilvl w:val="0"/>
@@ -93,6 +110,7 @@
           <w:sz w:val="28"/>
           <w:szCs w:val="28"/>
         </w:rPr>
+        <w:lastRenderedPageBreak/>
         <w:t>Цель системы</w:t>
       </w:r>
     </w:p>
@@ -122,6 +140,23 @@
           <w:szCs w:val="28"/>
         </w:rPr>
         <w:t>изация системы для кондитерской, которая позволяет автоматизировать прием и обработку заказов со стороны клиента, учет складского сырья, расчет себестоимости товаров и формирование рабочего календаря сотрудников.</w:t>
+      </w:r>
+    </w:p>
+    <w:p>
+      <w:pPr>
+        <w:rPr>
+          <w:rFonts w:ascii="Times New Roman" w:hAnsi="Times New Roman" w:cs="Times New Roman"/>
+          <w:sz w:val="28"/>
+          <w:szCs w:val="28"/>
+        </w:rPr>
+      </w:pPr>
+      <w:r>
+        <w:rPr>
+          <w:rFonts w:ascii="Times New Roman" w:hAnsi="Times New Roman" w:cs="Times New Roman"/>
+          <w:sz w:val="28"/>
+          <w:szCs w:val="28"/>
+        </w:rPr>
+        <w:br w:type="page"/>
       </w:r>
     </w:p>
     <w:p>
@@ -150,6 +185,7 @@
           <w:sz w:val="28"/>
           <w:szCs w:val="28"/>
         </w:rPr>
+        <w:lastRenderedPageBreak/>
         <w:t>Стейкхолдеры</w:t>
       </w:r>
       <w:proofErr w:type="spellEnd"/>
@@ -327,7 +363,6 @@
           <w:sz w:val="28"/>
           <w:szCs w:val="28"/>
         </w:rPr>
-        <w:lastRenderedPageBreak/>
         <w:t>просмотр аналитики выручки за период в день, неделю, месяц;</w:t>
       </w:r>
     </w:p>
@@ -624,6 +659,7 @@
           <w:sz w:val="28"/>
           <w:szCs w:val="28"/>
         </w:rPr>
+        <w:lastRenderedPageBreak/>
         <w:t>Заказывает необходимое кондитерское изделие. Пользовательские истории:</w:t>
       </w:r>
     </w:p>
@@ -822,7 +858,6 @@
           <w:sz w:val="28"/>
           <w:szCs w:val="28"/>
         </w:rPr>
-        <w:lastRenderedPageBreak/>
         <w:t>просмотр списка заказов с адресом и временем;</w:t>
       </w:r>
     </w:p>
@@ -924,6 +959,25 @@
           <w:szCs w:val="28"/>
         </w:rPr>
         <w:t>просмотр состава заказа.</w:t>
+      </w:r>
+    </w:p>
+    <w:p>
+      <w:pPr>
+        <w:rPr>
+          <w:rFonts w:ascii="Times New Roman" w:hAnsi="Times New Roman" w:cs="Times New Roman"/>
+          <w:b/>
+          <w:sz w:val="28"/>
+          <w:szCs w:val="28"/>
+        </w:rPr>
+      </w:pPr>
+      <w:r>
+        <w:rPr>
+          <w:rFonts w:ascii="Times New Roman" w:hAnsi="Times New Roman" w:cs="Times New Roman"/>
+          <w:b/>
+          <w:sz w:val="28"/>
+          <w:szCs w:val="28"/>
+        </w:rPr>
+        <w:br w:type="page"/>
       </w:r>
     </w:p>
     <w:p>
@@ -951,6 +1005,7 @@
           <w:sz w:val="28"/>
           <w:szCs w:val="28"/>
         </w:rPr>
+        <w:lastRenderedPageBreak/>
         <w:t>Границы системы</w:t>
       </w:r>
     </w:p>
@@ -1550,6 +1605,40 @@
     <w:p>
       <w:pPr>
         <w:pStyle w:val="a3"/>
+        <w:spacing w:before="240" w:after="200" w:line="360" w:lineRule="auto"/>
+        <w:ind w:left="1066"/>
+        <w:contextualSpacing w:val="0"/>
+        <w:jc w:val="both"/>
+        <w:rPr>
+          <w:rFonts w:ascii="Times New Roman" w:hAnsi="Times New Roman" w:cs="Times New Roman"/>
+          <w:b/>
+          <w:sz w:val="28"/>
+          <w:szCs w:val="28"/>
+        </w:rPr>
+      </w:pPr>
+    </w:p>
+    <w:p>
+      <w:pPr>
+        <w:rPr>
+          <w:rFonts w:ascii="Times New Roman" w:hAnsi="Times New Roman" w:cs="Times New Roman"/>
+          <w:b/>
+          <w:sz w:val="28"/>
+          <w:szCs w:val="28"/>
+        </w:rPr>
+      </w:pPr>
+      <w:r>
+        <w:rPr>
+          <w:rFonts w:ascii="Times New Roman" w:hAnsi="Times New Roman" w:cs="Times New Roman"/>
+          <w:b/>
+          <w:sz w:val="28"/>
+          <w:szCs w:val="28"/>
+        </w:rPr>
+        <w:br w:type="page"/>
+      </w:r>
+    </w:p>
+    <w:p>
+      <w:pPr>
+        <w:pStyle w:val="a3"/>
         <w:numPr>
           <w:ilvl w:val="0"/>
           <w:numId w:val="4"/>
@@ -2077,6 +2166,37 @@
     </w:tbl>
     <w:p>
       <w:pPr>
+        <w:spacing w:before="240" w:after="200" w:line="360" w:lineRule="auto"/>
+        <w:jc w:val="both"/>
+        <w:rPr>
+          <w:rFonts w:ascii="Times New Roman" w:hAnsi="Times New Roman" w:cs="Times New Roman"/>
+          <w:b/>
+          <w:sz w:val="28"/>
+          <w:szCs w:val="28"/>
+        </w:rPr>
+      </w:pPr>
+    </w:p>
+    <w:p>
+      <w:pPr>
+        <w:rPr>
+          <w:rFonts w:ascii="Times New Roman" w:hAnsi="Times New Roman" w:cs="Times New Roman"/>
+          <w:b/>
+          <w:sz w:val="28"/>
+          <w:szCs w:val="28"/>
+        </w:rPr>
+      </w:pPr>
+      <w:r>
+        <w:rPr>
+          <w:rFonts w:ascii="Times New Roman" w:hAnsi="Times New Roman" w:cs="Times New Roman"/>
+          <w:b/>
+          <w:sz w:val="28"/>
+          <w:szCs w:val="28"/>
+        </w:rPr>
+        <w:br w:type="page"/>
+      </w:r>
+    </w:p>
+    <w:p>
+      <w:pPr>
         <w:pStyle w:val="a3"/>
         <w:numPr>
           <w:ilvl w:val="0"/>
@@ -2100,6 +2220,7 @@
           <w:sz w:val="28"/>
           <w:szCs w:val="28"/>
         </w:rPr>
+        <w:lastRenderedPageBreak/>
         <w:t>Основные риски</w:t>
       </w:r>
     </w:p>
@@ -2283,16 +2404,7 @@
                 <w:sz w:val="28"/>
                 <w:szCs w:val="28"/>
               </w:rPr>
-              <w:t xml:space="preserve">т себестоимости и цены становится неактуальным, </w:t>
-            </w:r>
-            <w:r>
-              <w:rPr>
-                <w:rFonts w:ascii="Times New Roman" w:hAnsi="Times New Roman" w:cs="Times New Roman"/>
-                <w:sz w:val="28"/>
-                <w:szCs w:val="28"/>
-              </w:rPr>
-              <w:lastRenderedPageBreak/>
-              <w:t>предприятие прода</w:t>
+              <w:t>т себестоимости и цены становится неактуальным, предприятие прода</w:t>
             </w:r>
             <w:r>
               <w:rPr>
@@ -2342,7 +2454,6 @@
                 <w:sz w:val="28"/>
                 <w:szCs w:val="28"/>
               </w:rPr>
-              <w:lastRenderedPageBreak/>
               <w:t>Сотрудники не вносят фактическое списание сырья после приготовления</w:t>
             </w:r>
           </w:p>
@@ -2597,6 +2708,37 @@
         </w:tc>
       </w:tr>
     </w:tbl>
+    <w:p>
+      <w:pPr>
+        <w:spacing w:before="240" w:after="200" w:line="360" w:lineRule="auto"/>
+        <w:jc w:val="both"/>
+        <w:rPr>
+          <w:rFonts w:ascii="Times New Roman" w:hAnsi="Times New Roman" w:cs="Times New Roman"/>
+          <w:b/>
+          <w:sz w:val="28"/>
+          <w:szCs w:val="28"/>
+        </w:rPr>
+      </w:pPr>
+    </w:p>
+    <w:p>
+      <w:pPr>
+        <w:rPr>
+          <w:rFonts w:ascii="Times New Roman" w:hAnsi="Times New Roman" w:cs="Times New Roman"/>
+          <w:b/>
+          <w:sz w:val="28"/>
+          <w:szCs w:val="28"/>
+        </w:rPr>
+      </w:pPr>
+      <w:r>
+        <w:rPr>
+          <w:rFonts w:ascii="Times New Roman" w:hAnsi="Times New Roman" w:cs="Times New Roman"/>
+          <w:b/>
+          <w:sz w:val="28"/>
+          <w:szCs w:val="28"/>
+        </w:rPr>
+        <w:br w:type="page"/>
+      </w:r>
+    </w:p>
     <w:p>
       <w:pPr>
         <w:pStyle w:val="a3"/>
@@ -2622,6 +2764,7 @@
           <w:sz w:val="28"/>
           <w:szCs w:val="28"/>
         </w:rPr>
+        <w:lastRenderedPageBreak/>
         <w:t>Этические и правовые ограничения</w:t>
       </w:r>
     </w:p>
@@ -2845,7 +2988,6 @@
           <w:sz w:val="28"/>
           <w:szCs w:val="28"/>
         </w:rPr>
-        <w:lastRenderedPageBreak/>
         <w:t>обеспечение права клиента на доступ к своим данным, их изменение и удаление по запросу;</w:t>
       </w:r>
     </w:p>
@@ -2913,6 +3055,25 @@
           <w:szCs w:val="28"/>
         </w:rPr>
         <w:t xml:space="preserve"> система не должна хранить полные реквизиты карты клиента.</w:t>
+      </w:r>
+    </w:p>
+    <w:p>
+      <w:pPr>
+        <w:rPr>
+          <w:rFonts w:ascii="Times New Roman" w:hAnsi="Times New Roman" w:cs="Times New Roman"/>
+          <w:b/>
+          <w:sz w:val="28"/>
+          <w:szCs w:val="28"/>
+        </w:rPr>
+      </w:pPr>
+      <w:r>
+        <w:rPr>
+          <w:rFonts w:ascii="Times New Roman" w:hAnsi="Times New Roman" w:cs="Times New Roman"/>
+          <w:b/>
+          <w:sz w:val="28"/>
+          <w:szCs w:val="28"/>
+        </w:rPr>
+        <w:br w:type="page"/>
       </w:r>
     </w:p>
     <w:p>
@@ -2933,6 +3094,8 @@
           <w:szCs w:val="28"/>
         </w:rPr>
       </w:pPr>
+      <w:bookmarkStart w:id="0" w:name="_GoBack"/>
+      <w:bookmarkEnd w:id="0"/>
       <w:r>
         <w:rPr>
           <w:rFonts w:ascii="Times New Roman" w:hAnsi="Times New Roman" w:cs="Times New Roman"/>
@@ -2940,6 +3103,7 @@
           <w:sz w:val="28"/>
           <w:szCs w:val="28"/>
         </w:rPr>
+        <w:lastRenderedPageBreak/>
         <w:t>Первичные требования</w:t>
       </w:r>
     </w:p>
@@ -3266,17 +3430,7 @@
                 <w:sz w:val="28"/>
                 <w:szCs w:val="28"/>
               </w:rPr>
-              <w:t>Итоговая цена рассчитывается и отображается клиенту не более чем за 3 шага оформления заказа, без участи</w:t>
-            </w:r>
-            <w:bookmarkStart w:id="0" w:name="_GoBack"/>
-            <w:bookmarkEnd w:id="0"/>
-            <w:r>
-              <w:rPr>
-                <w:rFonts w:ascii="Times New Roman" w:hAnsi="Times New Roman" w:cs="Times New Roman"/>
-                <w:sz w:val="28"/>
-                <w:szCs w:val="28"/>
-              </w:rPr>
-              <w:t>я менеджера</w:t>
+              <w:t>Итоговая цена рассчитывается и отображается клиенту не более чем за 3 шага оформления заказа, без участия менеджера</w:t>
             </w:r>
           </w:p>
         </w:tc>
@@ -3303,7 +3457,6 @@
                 <w:sz w:val="28"/>
                 <w:szCs w:val="28"/>
               </w:rPr>
-              <w:lastRenderedPageBreak/>
               <w:t>Система должна отображать клиенту актуальный статус заказа в личном кабинете</w:t>
             </w:r>
           </w:p>
@@ -3433,7 +3586,16 @@
                 <w:sz w:val="28"/>
                 <w:szCs w:val="28"/>
               </w:rPr>
-              <w:t>Индикатор появляется на складском экране за 3 дня до истечения срока годности партии и снимается после е</w:t>
+              <w:t xml:space="preserve">Индикатор появляется на складском экране за 3 дня до истечения срока годности партии и снимается после </w:t>
+            </w:r>
+            <w:r>
+              <w:rPr>
+                <w:rFonts w:ascii="Times New Roman" w:hAnsi="Times New Roman" w:cs="Times New Roman"/>
+                <w:sz w:val="28"/>
+                <w:szCs w:val="28"/>
+              </w:rPr>
+              <w:lastRenderedPageBreak/>
+              <w:t>е</w:t>
             </w:r>
             <w:r>
               <w:rPr>
@@ -4899,15 +5061,6 @@
   </w:num>
   <w:num w:numId="9">
     <w:abstractNumId w:val="9"/>
-    <w:lvlOverride w:ilvl="0"/>
-    <w:lvlOverride w:ilvl="1"/>
-    <w:lvlOverride w:ilvl="2"/>
-    <w:lvlOverride w:ilvl="3"/>
-    <w:lvlOverride w:ilvl="4"/>
-    <w:lvlOverride w:ilvl="5"/>
-    <w:lvlOverride w:ilvl="6"/>
-    <w:lvlOverride w:ilvl="7"/>
-    <w:lvlOverride w:ilvl="8"/>
   </w:num>
   <w:num w:numId="10">
     <w:abstractNumId w:val="9"/>

--- a/Первичный анализ_Колпащикова_ИСП_402.docx
+++ b/Первичный анализ_Колпащикова_ИСП_402.docx
@@ -2,28 +2,6 @@
 <file path=word/document.xml><?xml version="1.0" encoding="utf-8"?>
 <w:document xmlns:wpc="http://schemas.microsoft.com/office/word/2010/wordprocessingCanvas" xmlns:cx="http://schemas.microsoft.com/office/drawing/2014/chartex" xmlns:mc="http://schemas.openxmlformats.org/markup-compatibility/2006" xmlns:o="urn:schemas-microsoft-com:office:office" xmlns:r="http://schemas.openxmlformats.org/officeDocument/2006/relationships" xmlns:m="http://schemas.openxmlformats.org/officeDocument/2006/math" xmlns:v="urn:schemas-microsoft-com:vml" xmlns:wp14="http://schemas.microsoft.com/office/word/2010/wordprocessingDrawing" xmlns:wp="http://schemas.openxmlformats.org/drawingml/2006/wordprocessingDrawing" xmlns:w10="urn:schemas-microsoft-com:office:word" xmlns:w="http://schemas.openxmlformats.org/wordprocessingml/2006/main" xmlns:w14="http://schemas.microsoft.com/office/word/2010/wordml" xmlns:w15="http://schemas.microsoft.com/office/word/2012/wordml" xmlns:w16se="http://schemas.microsoft.com/office/word/2015/wordml/symex" xmlns:wpg="http://schemas.microsoft.com/office/word/2010/wordprocessingGroup" xmlns:wpi="http://schemas.microsoft.com/office/word/2010/wordprocessingInk" xmlns:wne="http://schemas.microsoft.com/office/word/2006/wordml" xmlns:wps="http://schemas.microsoft.com/office/word/2010/wordprocessingShape" mc:Ignorable="w14 w15 w16se wp14">
   <w:body>
-    <w:p>
-      <w:pPr>
-        <w:spacing w:after="0" w:line="360" w:lineRule="auto"/>
-        <w:ind w:firstLine="709"/>
-        <w:jc w:val="center"/>
-        <w:rPr>
-          <w:rFonts w:ascii="Times New Roman" w:hAnsi="Times New Roman" w:cs="Times New Roman"/>
-          <w:b/>
-          <w:sz w:val="28"/>
-          <w:szCs w:val="28"/>
-        </w:rPr>
-      </w:pPr>
-      <w:r>
-        <w:rPr>
-          <w:rFonts w:ascii="Times New Roman" w:hAnsi="Times New Roman" w:cs="Times New Roman"/>
-          <w:b/>
-          <w:sz w:val="28"/>
-          <w:szCs w:val="28"/>
-        </w:rPr>
-        <w:t>Первичный анализ для системы учета заказов и логистики кондитерской</w:t>
-      </w:r>
-    </w:p>
     <w:p>
       <w:pPr>
         <w:pStyle w:val="a3"/>
@@ -72,6 +50,26 @@
     </w:p>
     <w:p>
       <w:pPr>
+        <w:spacing w:after="0" w:line="360" w:lineRule="auto"/>
+        <w:ind w:firstLine="709"/>
+        <w:jc w:val="both"/>
+        <w:rPr>
+          <w:rFonts w:ascii="Times New Roman" w:hAnsi="Times New Roman" w:cs="Times New Roman"/>
+          <w:sz w:val="28"/>
+          <w:szCs w:val="28"/>
+        </w:rPr>
+      </w:pPr>
+      <w:r>
+        <w:rPr>
+          <w:rFonts w:ascii="Times New Roman" w:hAnsi="Times New Roman" w:cs="Times New Roman"/>
+          <w:sz w:val="28"/>
+          <w:szCs w:val="28"/>
+        </w:rPr>
+        <w:t>Отдельной проблемой выступает логистика доставки готовых изделий, а именно распределение заказов между курьерами и построение маршрутов ведутся вручную по телефону или в мессенджерах, из-за чего сложно оценить реальную загрузку курьера, рассчитать время и стоимость доставки, а также быстро отреагировать на задержку или порчу хрупкого изделия в пути.</w:t>
+      </w:r>
+    </w:p>
+    <w:p>
+      <w:pPr>
         <w:rPr>
           <w:rFonts w:ascii="Times New Roman" w:hAnsi="Times New Roman" w:cs="Times New Roman"/>
           <w:sz w:val="28"/>
@@ -139,7 +137,15 @@
           <w:sz w:val="28"/>
           <w:szCs w:val="28"/>
         </w:rPr>
-        <w:t>изация системы для кондитерской, которая позволяет автоматизировать прием и обработку заказов со стороны клиента, учет складского сырья, расчет себестоимости товаров и формирование рабочего календаря сотрудников.</w:t>
+        <w:t>изация системы для кондитерской, которая позволяет автоматизировать прием и обработку заказов со стороны клиента, учет складского сырья, расчет себестоимости товаров и формирование</w:t>
+      </w:r>
+      <w:r>
+        <w:rPr>
+          <w:rFonts w:ascii="Times New Roman" w:hAnsi="Times New Roman" w:cs="Times New Roman"/>
+          <w:sz w:val="28"/>
+          <w:szCs w:val="28"/>
+        </w:rPr>
+        <w:t xml:space="preserve"> рабочего календаря сотрудников, а также организацию логистики доставки готовых изделий, что подразумевает собой распределение заказов между курьерами и отслеживание статуса доставки в реальном времени.</w:t>
       </w:r>
     </w:p>
     <w:p>
@@ -222,10 +228,6 @@
     <w:p>
       <w:pPr>
         <w:pStyle w:val="a3"/>
-        <w:numPr>
-          <w:ilvl w:val="1"/>
-          <w:numId w:val="4"/>
-        </w:numPr>
         <w:spacing w:before="240" w:after="200" w:line="360" w:lineRule="auto"/>
         <w:ind w:left="0" w:firstLine="709"/>
         <w:jc w:val="both"/>
@@ -243,16 +245,7 @@
           <w:sz w:val="28"/>
           <w:szCs w:val="28"/>
         </w:rPr>
-        <w:t>Администратор</w:t>
-      </w:r>
-      <w:r>
-        <w:rPr>
-          <w:rFonts w:ascii="Times New Roman" w:hAnsi="Times New Roman" w:cs="Times New Roman"/>
-          <w:b/>
-          <w:sz w:val="28"/>
-          <w:szCs w:val="28"/>
-        </w:rPr>
-        <w:t xml:space="preserve"> и владелец</w:t>
+        <w:t>3.1. Администратор и владелец</w:t>
       </w:r>
     </w:p>
     <w:p>
@@ -272,23 +265,7 @@
           <w:sz w:val="28"/>
           <w:szCs w:val="28"/>
         </w:rPr>
-        <w:t xml:space="preserve">Следит за </w:t>
-      </w:r>
-      <w:r>
-        <w:rPr>
-          <w:rFonts w:ascii="Times New Roman" w:hAnsi="Times New Roman" w:cs="Times New Roman"/>
-          <w:sz w:val="28"/>
-          <w:szCs w:val="28"/>
-        </w:rPr>
-        <w:t xml:space="preserve">остатками сырья и отслеживает </w:t>
-      </w:r>
-      <w:r>
-        <w:rPr>
-          <w:rFonts w:ascii="Times New Roman" w:hAnsi="Times New Roman" w:cs="Times New Roman"/>
-          <w:sz w:val="28"/>
-          <w:szCs w:val="28"/>
-        </w:rPr>
-        <w:t>сроки заказов. Пользовательские истории:</w:t>
+        <w:t>Следит за остатками сырья и отслеживает сроки заказов. Пользовательские истории:</w:t>
       </w:r>
     </w:p>
     <w:p>
@@ -296,7 +273,7 @@
         <w:pStyle w:val="a3"/>
         <w:numPr>
           <w:ilvl w:val="0"/>
-          <w:numId w:val="5"/>
+          <w:numId w:val="15"/>
         </w:numPr>
         <w:spacing w:after="0" w:line="360" w:lineRule="auto"/>
         <w:ind w:left="0" w:firstLine="709"/>
@@ -321,7 +298,7 @@
         <w:pStyle w:val="a3"/>
         <w:numPr>
           <w:ilvl w:val="0"/>
-          <w:numId w:val="5"/>
+          <w:numId w:val="15"/>
         </w:numPr>
         <w:spacing w:after="0" w:line="360" w:lineRule="auto"/>
         <w:ind w:left="0" w:firstLine="709"/>
@@ -346,7 +323,7 @@
         <w:pStyle w:val="a3"/>
         <w:numPr>
           <w:ilvl w:val="0"/>
-          <w:numId w:val="5"/>
+          <w:numId w:val="15"/>
         </w:numPr>
         <w:spacing w:after="0" w:line="360" w:lineRule="auto"/>
         <w:ind w:left="0" w:firstLine="709"/>
@@ -371,7 +348,7 @@
         <w:pStyle w:val="a3"/>
         <w:numPr>
           <w:ilvl w:val="0"/>
-          <w:numId w:val="5"/>
+          <w:numId w:val="15"/>
         </w:numPr>
         <w:spacing w:after="0" w:line="360" w:lineRule="auto"/>
         <w:ind w:left="0" w:firstLine="709"/>
@@ -396,7 +373,7 @@
         <w:pStyle w:val="a3"/>
         <w:numPr>
           <w:ilvl w:val="0"/>
-          <w:numId w:val="5"/>
+          <w:numId w:val="15"/>
         </w:numPr>
         <w:spacing w:after="0" w:line="360" w:lineRule="auto"/>
         <w:ind w:left="0" w:firstLine="709"/>
@@ -421,7 +398,7 @@
         <w:pStyle w:val="a3"/>
         <w:numPr>
           <w:ilvl w:val="0"/>
-          <w:numId w:val="5"/>
+          <w:numId w:val="15"/>
         </w:numPr>
         <w:spacing w:after="0" w:line="360" w:lineRule="auto"/>
         <w:ind w:left="0" w:firstLine="709"/>
@@ -438,16 +415,62 @@
           <w:sz w:val="28"/>
           <w:szCs w:val="28"/>
         </w:rPr>
-        <w:t>просмотр и составление производственного календаря.</w:t>
+        <w:t>просмотр и составление производственного календаря;</w:t>
       </w:r>
     </w:p>
     <w:p>
       <w:pPr>
         <w:pStyle w:val="a3"/>
         <w:numPr>
-          <w:ilvl w:val="1"/>
-          <w:numId w:val="4"/>
+          <w:ilvl w:val="0"/>
+          <w:numId w:val="15"/>
         </w:numPr>
+        <w:spacing w:after="0" w:line="360" w:lineRule="auto"/>
+        <w:ind w:left="0" w:firstLine="709"/>
+        <w:jc w:val="both"/>
+        <w:rPr>
+          <w:rFonts w:ascii="Times New Roman" w:hAnsi="Times New Roman" w:cs="Times New Roman"/>
+          <w:sz w:val="28"/>
+          <w:szCs w:val="28"/>
+        </w:rPr>
+      </w:pPr>
+      <w:r>
+        <w:rPr>
+          <w:rFonts w:ascii="Times New Roman" w:hAnsi="Times New Roman" w:cs="Times New Roman"/>
+          <w:sz w:val="28"/>
+          <w:szCs w:val="28"/>
+        </w:rPr>
+        <w:t>назначение курьера на заказ и контроль его загрузки в течение дня;</w:t>
+      </w:r>
+    </w:p>
+    <w:p>
+      <w:pPr>
+        <w:pStyle w:val="a3"/>
+        <w:numPr>
+          <w:ilvl w:val="0"/>
+          <w:numId w:val="15"/>
+        </w:numPr>
+        <w:spacing w:after="0" w:line="360" w:lineRule="auto"/>
+        <w:ind w:left="0" w:firstLine="709"/>
+        <w:jc w:val="both"/>
+        <w:rPr>
+          <w:rFonts w:ascii="Times New Roman" w:hAnsi="Times New Roman" w:cs="Times New Roman"/>
+          <w:sz w:val="28"/>
+          <w:szCs w:val="28"/>
+        </w:rPr>
+      </w:pPr>
+      <w:r>
+        <w:rPr>
+          <w:rFonts w:ascii="Times New Roman" w:hAnsi="Times New Roman" w:cs="Times New Roman"/>
+          <w:sz w:val="28"/>
+          <w:szCs w:val="28"/>
+        </w:rPr>
+        <w:t>просмотр сводной аналитики по доставке.</w:t>
+      </w:r>
+    </w:p>
+    <w:p>
+      <w:pPr>
+        <w:pStyle w:val="a3"/>
         <w:spacing w:before="240" w:after="200" w:line="360" w:lineRule="auto"/>
         <w:ind w:left="0" w:firstLine="709"/>
         <w:contextualSpacing w:val="0"/>
@@ -466,7 +489,7 @@
           <w:sz w:val="28"/>
           <w:szCs w:val="28"/>
         </w:rPr>
-        <w:t>Кондитер</w:t>
+        <w:t>3.2. Кондитер</w:t>
       </w:r>
     </w:p>
     <w:p>
@@ -494,7 +517,7 @@
         <w:pStyle w:val="a3"/>
         <w:numPr>
           <w:ilvl w:val="0"/>
-          <w:numId w:val="6"/>
+          <w:numId w:val="16"/>
         </w:numPr>
         <w:spacing w:after="0" w:line="360" w:lineRule="auto"/>
         <w:ind w:left="0" w:firstLine="709"/>
@@ -519,7 +542,7 @@
         <w:pStyle w:val="a3"/>
         <w:numPr>
           <w:ilvl w:val="0"/>
-          <w:numId w:val="6"/>
+          <w:numId w:val="16"/>
         </w:numPr>
         <w:spacing w:after="0" w:line="360" w:lineRule="auto"/>
         <w:ind w:left="0" w:firstLine="709"/>
@@ -544,7 +567,7 @@
         <w:pStyle w:val="a3"/>
         <w:numPr>
           <w:ilvl w:val="0"/>
-          <w:numId w:val="6"/>
+          <w:numId w:val="16"/>
         </w:numPr>
         <w:spacing w:after="0" w:line="360" w:lineRule="auto"/>
         <w:ind w:left="0" w:firstLine="709"/>
@@ -569,7 +592,7 @@
         <w:pStyle w:val="a3"/>
         <w:numPr>
           <w:ilvl w:val="0"/>
-          <w:numId w:val="6"/>
+          <w:numId w:val="16"/>
         </w:numPr>
         <w:spacing w:after="0" w:line="360" w:lineRule="auto"/>
         <w:ind w:left="0" w:firstLine="709"/>
@@ -594,7 +617,7 @@
         <w:pStyle w:val="a3"/>
         <w:numPr>
           <w:ilvl w:val="0"/>
-          <w:numId w:val="6"/>
+          <w:numId w:val="16"/>
         </w:numPr>
         <w:spacing w:after="0" w:line="360" w:lineRule="auto"/>
         <w:ind w:left="0" w:firstLine="709"/>
@@ -617,10 +640,6 @@
     <w:p>
       <w:pPr>
         <w:pStyle w:val="a3"/>
-        <w:numPr>
-          <w:ilvl w:val="1"/>
-          <w:numId w:val="4"/>
-        </w:numPr>
         <w:spacing w:before="240" w:after="200" w:line="360" w:lineRule="auto"/>
         <w:ind w:left="0" w:firstLine="709"/>
         <w:contextualSpacing w:val="0"/>
@@ -639,7 +658,8 @@
           <w:sz w:val="28"/>
           <w:szCs w:val="28"/>
         </w:rPr>
-        <w:t>Клиент</w:t>
+        <w:lastRenderedPageBreak/>
+        <w:t>3.3. Клиент</w:t>
       </w:r>
     </w:p>
     <w:p>
@@ -659,7 +679,6 @@
           <w:sz w:val="28"/>
           <w:szCs w:val="28"/>
         </w:rPr>
-        <w:lastRenderedPageBreak/>
         <w:t>Заказывает необходимое кондитерское изделие. Пользовательские истории:</w:t>
       </w:r>
     </w:p>
@@ -668,7 +687,7 @@
         <w:pStyle w:val="a3"/>
         <w:numPr>
           <w:ilvl w:val="0"/>
-          <w:numId w:val="7"/>
+          <w:numId w:val="17"/>
         </w:numPr>
         <w:spacing w:after="0" w:line="360" w:lineRule="auto"/>
         <w:ind w:left="0" w:firstLine="709"/>
@@ -693,7 +712,7 @@
         <w:pStyle w:val="a3"/>
         <w:numPr>
           <w:ilvl w:val="0"/>
-          <w:numId w:val="7"/>
+          <w:numId w:val="17"/>
         </w:numPr>
         <w:spacing w:after="0" w:line="360" w:lineRule="auto"/>
         <w:ind w:left="0" w:firstLine="709"/>
@@ -718,7 +737,7 @@
         <w:pStyle w:val="a3"/>
         <w:numPr>
           <w:ilvl w:val="0"/>
-          <w:numId w:val="7"/>
+          <w:numId w:val="17"/>
         </w:numPr>
         <w:spacing w:after="0" w:line="360" w:lineRule="auto"/>
         <w:ind w:left="0" w:firstLine="709"/>
@@ -743,7 +762,7 @@
         <w:pStyle w:val="a3"/>
         <w:numPr>
           <w:ilvl w:val="0"/>
-          <w:numId w:val="7"/>
+          <w:numId w:val="17"/>
         </w:numPr>
         <w:spacing w:after="0" w:line="360" w:lineRule="auto"/>
         <w:ind w:left="0" w:firstLine="709"/>
@@ -768,7 +787,7 @@
         <w:pStyle w:val="a3"/>
         <w:numPr>
           <w:ilvl w:val="0"/>
-          <w:numId w:val="7"/>
+          <w:numId w:val="17"/>
         </w:numPr>
         <w:spacing w:after="0" w:line="360" w:lineRule="auto"/>
         <w:ind w:left="0" w:firstLine="709"/>
@@ -785,16 +804,62 @@
           <w:sz w:val="28"/>
           <w:szCs w:val="28"/>
         </w:rPr>
-        <w:t>возможность добавления отзыва после получения заказа.</w:t>
+        <w:t>возможность добавления отзыва после получения заказа;</w:t>
       </w:r>
     </w:p>
     <w:p>
       <w:pPr>
         <w:pStyle w:val="a3"/>
         <w:numPr>
-          <w:ilvl w:val="1"/>
-          <w:numId w:val="4"/>
+          <w:ilvl w:val="0"/>
+          <w:numId w:val="17"/>
         </w:numPr>
+        <w:spacing w:after="0" w:line="360" w:lineRule="auto"/>
+        <w:ind w:left="0" w:firstLine="709"/>
+        <w:jc w:val="both"/>
+        <w:rPr>
+          <w:rFonts w:ascii="Times New Roman" w:hAnsi="Times New Roman" w:cs="Times New Roman"/>
+          <w:sz w:val="28"/>
+          <w:szCs w:val="28"/>
+        </w:rPr>
+      </w:pPr>
+      <w:r>
+        <w:rPr>
+          <w:rFonts w:ascii="Times New Roman" w:hAnsi="Times New Roman" w:cs="Times New Roman"/>
+          <w:sz w:val="28"/>
+          <w:szCs w:val="28"/>
+        </w:rPr>
+        <w:t>выбор способа получения заказа (самовывоз или доставка) и удобного временного промежутка доставки;</w:t>
+      </w:r>
+    </w:p>
+    <w:p>
+      <w:pPr>
+        <w:pStyle w:val="a3"/>
+        <w:numPr>
+          <w:ilvl w:val="0"/>
+          <w:numId w:val="17"/>
+        </w:numPr>
+        <w:spacing w:after="0" w:line="360" w:lineRule="auto"/>
+        <w:ind w:left="0" w:firstLine="709"/>
+        <w:jc w:val="both"/>
+        <w:rPr>
+          <w:rFonts w:ascii="Times New Roman" w:hAnsi="Times New Roman" w:cs="Times New Roman"/>
+          <w:sz w:val="28"/>
+          <w:szCs w:val="28"/>
+        </w:rPr>
+      </w:pPr>
+      <w:r>
+        <w:rPr>
+          <w:rFonts w:ascii="Times New Roman" w:hAnsi="Times New Roman" w:cs="Times New Roman"/>
+          <w:sz w:val="28"/>
+          <w:szCs w:val="28"/>
+        </w:rPr>
+        <w:t>просмотр ориентировочного времени прибытия заказа.</w:t>
+      </w:r>
+    </w:p>
+    <w:p>
+      <w:pPr>
+        <w:pStyle w:val="a3"/>
         <w:spacing w:before="240" w:after="200" w:line="360" w:lineRule="auto"/>
         <w:ind w:left="0" w:firstLine="709"/>
         <w:contextualSpacing w:val="0"/>
@@ -813,7 +878,7 @@
           <w:sz w:val="28"/>
           <w:szCs w:val="28"/>
         </w:rPr>
-        <w:t>Курьер</w:t>
+        <w:t>3.4. Курьер</w:t>
       </w:r>
     </w:p>
     <w:p>
@@ -841,7 +906,7 @@
         <w:pStyle w:val="a3"/>
         <w:numPr>
           <w:ilvl w:val="0"/>
-          <w:numId w:val="8"/>
+          <w:numId w:val="18"/>
         </w:numPr>
         <w:spacing w:after="0" w:line="360" w:lineRule="auto"/>
         <w:ind w:left="0" w:firstLine="709"/>
@@ -866,7 +931,7 @@
         <w:pStyle w:val="a3"/>
         <w:numPr>
           <w:ilvl w:val="0"/>
-          <w:numId w:val="8"/>
+          <w:numId w:val="18"/>
         </w:numPr>
         <w:spacing w:after="0" w:line="360" w:lineRule="auto"/>
         <w:ind w:left="0" w:firstLine="709"/>
@@ -891,7 +956,7 @@
         <w:pStyle w:val="a3"/>
         <w:numPr>
           <w:ilvl w:val="0"/>
-          <w:numId w:val="8"/>
+          <w:numId w:val="18"/>
         </w:numPr>
         <w:spacing w:after="0" w:line="360" w:lineRule="auto"/>
         <w:ind w:left="0" w:firstLine="709"/>
@@ -916,7 +981,7 @@
         <w:pStyle w:val="a3"/>
         <w:numPr>
           <w:ilvl w:val="0"/>
-          <w:numId w:val="8"/>
+          <w:numId w:val="18"/>
         </w:numPr>
         <w:spacing w:after="0" w:line="360" w:lineRule="auto"/>
         <w:ind w:left="0" w:firstLine="709"/>
@@ -941,7 +1006,7 @@
         <w:pStyle w:val="a3"/>
         <w:numPr>
           <w:ilvl w:val="0"/>
-          <w:numId w:val="8"/>
+          <w:numId w:val="18"/>
         </w:numPr>
         <w:spacing w:after="0" w:line="360" w:lineRule="auto"/>
         <w:ind w:left="0" w:firstLine="709"/>
@@ -958,26 +1023,7 @@
           <w:sz w:val="28"/>
           <w:szCs w:val="28"/>
         </w:rPr>
-        <w:t>просмотр состава заказа.</w:t>
-      </w:r>
-    </w:p>
-    <w:p>
-      <w:pPr>
-        <w:rPr>
-          <w:rFonts w:ascii="Times New Roman" w:hAnsi="Times New Roman" w:cs="Times New Roman"/>
-          <w:b/>
-          <w:sz w:val="28"/>
-          <w:szCs w:val="28"/>
-        </w:rPr>
-      </w:pPr>
-      <w:r>
-        <w:rPr>
-          <w:rFonts w:ascii="Times New Roman" w:hAnsi="Times New Roman" w:cs="Times New Roman"/>
-          <w:b/>
-          <w:sz w:val="28"/>
-          <w:szCs w:val="28"/>
-        </w:rPr>
-        <w:br w:type="page"/>
+        <w:t>просмотр состава заказа;</w:t>
       </w:r>
     </w:p>
     <w:p>
@@ -985,10 +1031,103 @@
         <w:pStyle w:val="a3"/>
         <w:numPr>
           <w:ilvl w:val="0"/>
-          <w:numId w:val="4"/>
+          <w:numId w:val="18"/>
+        </w:numPr>
+        <w:spacing w:after="0" w:line="360" w:lineRule="auto"/>
+        <w:ind w:left="0" w:firstLine="709"/>
+        <w:jc w:val="both"/>
+        <w:rPr>
+          <w:rFonts w:ascii="Times New Roman" w:hAnsi="Times New Roman" w:cs="Times New Roman"/>
+          <w:sz w:val="28"/>
+          <w:szCs w:val="28"/>
+        </w:rPr>
+      </w:pPr>
+      <w:r>
+        <w:rPr>
+          <w:rFonts w:ascii="Times New Roman" w:hAnsi="Times New Roman" w:cs="Times New Roman"/>
+          <w:sz w:val="28"/>
+          <w:szCs w:val="28"/>
+        </w:rPr>
+        <w:t>подтверждение передачи заказа клиенту;</w:t>
+      </w:r>
+    </w:p>
+    <w:p>
+      <w:pPr>
+        <w:pStyle w:val="a3"/>
+        <w:numPr>
+          <w:ilvl w:val="0"/>
+          <w:numId w:val="18"/>
+        </w:numPr>
+        <w:spacing w:after="0" w:line="360" w:lineRule="auto"/>
+        <w:ind w:left="0" w:firstLine="709"/>
+        <w:jc w:val="both"/>
+        <w:rPr>
+          <w:rFonts w:ascii="Times New Roman" w:hAnsi="Times New Roman" w:cs="Times New Roman"/>
+          <w:sz w:val="28"/>
+          <w:szCs w:val="28"/>
+        </w:rPr>
+      </w:pPr>
+      <w:r>
+        <w:rPr>
+          <w:rFonts w:ascii="Times New Roman" w:hAnsi="Times New Roman" w:cs="Times New Roman"/>
+          <w:sz w:val="28"/>
+          <w:szCs w:val="28"/>
+        </w:rPr>
+        <w:t>отметка о невозможности доставки с указанием причины;</w:t>
+      </w:r>
+    </w:p>
+    <w:p>
+      <w:pPr>
+        <w:pStyle w:val="a3"/>
+        <w:numPr>
+          <w:ilvl w:val="0"/>
+          <w:numId w:val="18"/>
+        </w:numPr>
+        <w:spacing w:after="0" w:line="360" w:lineRule="auto"/>
+        <w:ind w:left="0" w:firstLine="709"/>
+        <w:jc w:val="both"/>
+        <w:rPr>
+          <w:rFonts w:ascii="Times New Roman" w:hAnsi="Times New Roman" w:cs="Times New Roman"/>
+          <w:sz w:val="28"/>
+          <w:szCs w:val="28"/>
+        </w:rPr>
+      </w:pPr>
+      <w:r>
+        <w:rPr>
+          <w:rFonts w:ascii="Times New Roman" w:hAnsi="Times New Roman" w:cs="Times New Roman"/>
+          <w:sz w:val="28"/>
+          <w:szCs w:val="28"/>
+        </w:rPr>
+        <w:t>уведомление администратора о задержке в пути или повреждении изделия при транспортировке.</w:t>
+      </w:r>
+    </w:p>
+    <w:p>
+      <w:pPr>
+        <w:rPr>
+          <w:rFonts w:ascii="Times New Roman" w:hAnsi="Times New Roman" w:cs="Times New Roman"/>
+          <w:b/>
+          <w:sz w:val="28"/>
+          <w:szCs w:val="28"/>
+        </w:rPr>
+      </w:pPr>
+      <w:r>
+        <w:rPr>
+          <w:rFonts w:ascii="Times New Roman" w:hAnsi="Times New Roman" w:cs="Times New Roman"/>
+          <w:b/>
+          <w:sz w:val="28"/>
+          <w:szCs w:val="28"/>
+        </w:rPr>
+        <w:br w:type="page"/>
+      </w:r>
+    </w:p>
+    <w:p>
+      <w:pPr>
+        <w:pStyle w:val="a3"/>
+        <w:numPr>
+          <w:ilvl w:val="0"/>
+          <w:numId w:val="2"/>
         </w:numPr>
         <w:spacing w:before="240" w:after="200" w:line="360" w:lineRule="auto"/>
-        <w:ind w:left="1066" w:hanging="357"/>
         <w:contextualSpacing w:val="0"/>
         <w:jc w:val="both"/>
         <w:rPr>
@@ -1140,16 +1279,7 @@
                 <w:szCs w:val="28"/>
                 <w:lang w:eastAsia="ru-RU"/>
               </w:rPr>
-              <w:t>каталог изделий, конструктор индивидуального торта и корзина</w:t>
-            </w:r>
-            <w:r>
-              <w:rPr>
-                <w:rFonts w:ascii="Times New Roman" w:eastAsia="Times New Roman" w:hAnsi="Times New Roman" w:cs="Times New Roman"/>
-                <w:sz w:val="28"/>
-                <w:szCs w:val="28"/>
-                <w:lang w:eastAsia="ru-RU"/>
-              </w:rPr>
-              <w:t>;</w:t>
+              <w:t>каталог изделий, конструктор индивидуального торта и корзина;</w:t>
             </w:r>
           </w:p>
           <w:p>
@@ -1175,16 +1305,7 @@
                 <w:szCs w:val="28"/>
                 <w:lang w:eastAsia="ru-RU"/>
               </w:rPr>
-              <w:t>оформление и онлайн-оплата заказа, личный кабинет клиента с историей и статусом заказов</w:t>
-            </w:r>
-            <w:r>
-              <w:rPr>
-                <w:rFonts w:ascii="Times New Roman" w:eastAsia="Times New Roman" w:hAnsi="Times New Roman" w:cs="Times New Roman"/>
-                <w:sz w:val="28"/>
-                <w:szCs w:val="28"/>
-                <w:lang w:eastAsia="ru-RU"/>
-              </w:rPr>
-              <w:t>;</w:t>
+              <w:t>оформление и онлайн-оплата заказа, личный кабинет клиента с историей и статусом заказов;</w:t>
             </w:r>
           </w:p>
           <w:p>
@@ -1210,25 +1331,7 @@
                 <w:szCs w:val="28"/>
                 <w:lang w:eastAsia="ru-RU"/>
               </w:rPr>
-              <w:t>складской уче</w:t>
-            </w:r>
-            <w:r>
-              <w:rPr>
-                <w:rFonts w:ascii="Times New Roman" w:eastAsia="Times New Roman" w:hAnsi="Times New Roman" w:cs="Times New Roman"/>
-                <w:sz w:val="28"/>
-                <w:szCs w:val="28"/>
-                <w:lang w:eastAsia="ru-RU"/>
-              </w:rPr>
-              <w:t>т с</w:t>
-            </w:r>
-            <w:r>
-              <w:rPr>
-                <w:rFonts w:ascii="Times New Roman" w:eastAsia="Times New Roman" w:hAnsi="Times New Roman" w:cs="Times New Roman"/>
-                <w:sz w:val="28"/>
-                <w:szCs w:val="28"/>
-                <w:lang w:eastAsia="ru-RU"/>
-              </w:rPr>
-              <w:t>ырья с автоматическим списанием;</w:t>
+              <w:t>складской учет сырья с автоматическим списанием;</w:t>
             </w:r>
           </w:p>
           <w:p>
@@ -1254,34 +1357,7 @@
                 <w:szCs w:val="28"/>
                 <w:lang w:eastAsia="ru-RU"/>
               </w:rPr>
-              <w:t xml:space="preserve">контроль сроков годности ингредиентов и уведомления о </w:t>
-            </w:r>
-            <w:r>
-              <w:rPr>
-                <w:rFonts w:ascii="Times New Roman" w:eastAsia="Times New Roman" w:hAnsi="Times New Roman" w:cs="Times New Roman"/>
-                <w:sz w:val="28"/>
-                <w:szCs w:val="28"/>
-                <w:lang w:eastAsia="ru-RU"/>
-              </w:rPr>
-              <w:t>малых</w:t>
-            </w:r>
-            <w:r>
-              <w:rPr>
-                <w:rFonts w:ascii="Times New Roman" w:eastAsia="Times New Roman" w:hAnsi="Times New Roman" w:cs="Times New Roman"/>
-                <w:sz w:val="28"/>
-                <w:szCs w:val="28"/>
-                <w:lang w:eastAsia="ru-RU"/>
-              </w:rPr>
-              <w:t xml:space="preserve"> остатках</w:t>
-            </w:r>
-            <w:r>
-              <w:rPr>
-                <w:rFonts w:ascii="Times New Roman" w:eastAsia="Times New Roman" w:hAnsi="Times New Roman" w:cs="Times New Roman"/>
-                <w:sz w:val="28"/>
-                <w:szCs w:val="28"/>
-                <w:lang w:eastAsia="ru-RU"/>
-              </w:rPr>
-              <w:t>;</w:t>
+              <w:t>контроль сроков годности ингредиентов и уведомления о малых остатках;</w:t>
             </w:r>
           </w:p>
           <w:p>
@@ -1307,25 +1383,7 @@
                 <w:szCs w:val="28"/>
                 <w:lang w:eastAsia="ru-RU"/>
               </w:rPr>
-              <w:t>расче</w:t>
-            </w:r>
-            <w:r>
-              <w:rPr>
-                <w:rFonts w:ascii="Times New Roman" w:eastAsia="Times New Roman" w:hAnsi="Times New Roman" w:cs="Times New Roman"/>
-                <w:sz w:val="28"/>
-                <w:szCs w:val="28"/>
-                <w:lang w:eastAsia="ru-RU"/>
-              </w:rPr>
-              <w:t>т себестоимости цены изделия</w:t>
-            </w:r>
-            <w:r>
-              <w:rPr>
-                <w:rFonts w:ascii="Times New Roman" w:eastAsia="Times New Roman" w:hAnsi="Times New Roman" w:cs="Times New Roman"/>
-                <w:sz w:val="28"/>
-                <w:szCs w:val="28"/>
-                <w:lang w:eastAsia="ru-RU"/>
-              </w:rPr>
-              <w:t>;</w:t>
+              <w:t>расчет себестоимости цены изделия;</w:t>
             </w:r>
           </w:p>
           <w:p>
@@ -1377,25 +1435,7 @@
                 <w:szCs w:val="28"/>
                 <w:lang w:eastAsia="ru-RU"/>
               </w:rPr>
-              <w:t>модуль отче</w:t>
-            </w:r>
-            <w:r>
-              <w:rPr>
-                <w:rFonts w:ascii="Times New Roman" w:eastAsia="Times New Roman" w:hAnsi="Times New Roman" w:cs="Times New Roman"/>
-                <w:sz w:val="28"/>
-                <w:szCs w:val="28"/>
-                <w:lang w:eastAsia="ru-RU"/>
-              </w:rPr>
-              <w:t>тности и аналитики для владельца</w:t>
-            </w:r>
-            <w:r>
-              <w:rPr>
-                <w:rFonts w:ascii="Times New Roman" w:eastAsia="Times New Roman" w:hAnsi="Times New Roman" w:cs="Times New Roman"/>
-                <w:sz w:val="28"/>
-                <w:szCs w:val="28"/>
-                <w:lang w:eastAsia="ru-RU"/>
-              </w:rPr>
-              <w:t>;</w:t>
+              <w:t>модуль отчетности и аналитики для владельца;</w:t>
             </w:r>
           </w:p>
           <w:p>
@@ -1421,25 +1461,83 @@
                 <w:szCs w:val="28"/>
                 <w:lang w:eastAsia="ru-RU"/>
               </w:rPr>
-              <w:t>уче</w:t>
-            </w:r>
-            <w:r>
-              <w:rPr>
-                <w:rFonts w:ascii="Times New Roman" w:eastAsia="Times New Roman" w:hAnsi="Times New Roman" w:cs="Times New Roman"/>
-                <w:sz w:val="28"/>
-                <w:szCs w:val="28"/>
-                <w:lang w:eastAsia="ru-RU"/>
-              </w:rPr>
-              <w:t>т статуса доставки и интерфейс для курьера</w:t>
-            </w:r>
-            <w:r>
-              <w:rPr>
-                <w:rFonts w:ascii="Times New Roman" w:eastAsia="Times New Roman" w:hAnsi="Times New Roman" w:cs="Times New Roman"/>
-                <w:sz w:val="28"/>
-                <w:szCs w:val="28"/>
-                <w:lang w:eastAsia="ru-RU"/>
-              </w:rPr>
-              <w:t>.</w:t>
+              <w:t>учет статуса доставки и интерфейс для курьера;</w:t>
+            </w:r>
+          </w:p>
+          <w:p>
+            <w:pPr>
+              <w:pStyle w:val="a3"/>
+              <w:numPr>
+                <w:ilvl w:val="0"/>
+                <w:numId w:val="11"/>
+              </w:numPr>
+              <w:spacing w:line="360" w:lineRule="auto"/>
+              <w:ind w:left="0" w:firstLine="709"/>
+              <w:jc w:val="both"/>
+              <w:rPr>
+                <w:rFonts w:ascii="Times New Roman" w:hAnsi="Times New Roman" w:cs="Times New Roman"/>
+                <w:sz w:val="28"/>
+                <w:szCs w:val="28"/>
+              </w:rPr>
+            </w:pPr>
+            <w:r>
+              <w:rPr>
+                <w:rFonts w:ascii="Times New Roman" w:hAnsi="Times New Roman" w:cs="Times New Roman"/>
+                <w:sz w:val="28"/>
+                <w:szCs w:val="28"/>
+              </w:rPr>
+              <w:t>формирование и распределение маршрутов доставки между курьерами;</w:t>
+            </w:r>
+          </w:p>
+          <w:p>
+            <w:pPr>
+              <w:pStyle w:val="a3"/>
+              <w:numPr>
+                <w:ilvl w:val="0"/>
+                <w:numId w:val="11"/>
+              </w:numPr>
+              <w:spacing w:line="360" w:lineRule="auto"/>
+              <w:ind w:left="0" w:firstLine="709"/>
+              <w:jc w:val="both"/>
+              <w:rPr>
+                <w:rFonts w:ascii="Times New Roman" w:hAnsi="Times New Roman" w:cs="Times New Roman"/>
+                <w:sz w:val="28"/>
+                <w:szCs w:val="28"/>
+              </w:rPr>
+            </w:pPr>
+            <w:r>
+              <w:rPr>
+                <w:rFonts w:ascii="Times New Roman" w:hAnsi="Times New Roman" w:cs="Times New Roman"/>
+                <w:sz w:val="28"/>
+                <w:szCs w:val="28"/>
+              </w:rPr>
+              <w:t>расчет стоимости и ориентировочного времени доставки по зонам обслуживания;</w:t>
+            </w:r>
+          </w:p>
+          <w:p>
+            <w:pPr>
+              <w:pStyle w:val="a3"/>
+              <w:numPr>
+                <w:ilvl w:val="0"/>
+                <w:numId w:val="11"/>
+              </w:numPr>
+              <w:spacing w:line="360" w:lineRule="auto"/>
+              <w:ind w:left="0" w:firstLine="709"/>
+              <w:jc w:val="both"/>
+              <w:rPr>
+                <w:rFonts w:ascii="Times New Roman" w:hAnsi="Times New Roman" w:cs="Times New Roman"/>
+                <w:sz w:val="28"/>
+                <w:szCs w:val="28"/>
+              </w:rPr>
+            </w:pPr>
+            <w:r>
+              <w:rPr>
+                <w:rFonts w:ascii="Times New Roman" w:hAnsi="Times New Roman" w:cs="Times New Roman"/>
+                <w:sz w:val="28"/>
+                <w:szCs w:val="28"/>
+              </w:rPr>
+              <w:lastRenderedPageBreak/>
+              <w:t>уведомления клиенту и администратору об изменении статуса доставки.</w:t>
             </w:r>
           </w:p>
           <w:p>
@@ -1481,6 +1579,7 @@
                 <w:sz w:val="28"/>
                 <w:szCs w:val="28"/>
               </w:rPr>
+              <w:lastRenderedPageBreak/>
               <w:t xml:space="preserve">платежный шлюз; </w:t>
             </w:r>
           </w:p>
@@ -1585,19 +1684,33 @@
                 <w:sz w:val="28"/>
                 <w:szCs w:val="28"/>
               </w:rPr>
-              <w:t>техническая доставка уведомлений клиенту.</w:t>
-            </w:r>
-          </w:p>
-          <w:p>
-            <w:pPr>
-              <w:spacing w:line="360" w:lineRule="auto"/>
-              <w:jc w:val="both"/>
-              <w:rPr>
-                <w:rFonts w:ascii="Times New Roman" w:hAnsi="Times New Roman" w:cs="Times New Roman"/>
-                <w:sz w:val="28"/>
-                <w:szCs w:val="28"/>
-              </w:rPr>
-            </w:pPr>
+              <w:t>техническая доставка уведомлений клиенту;</w:t>
+            </w:r>
+          </w:p>
+          <w:p>
+            <w:pPr>
+              <w:pStyle w:val="a3"/>
+              <w:numPr>
+                <w:ilvl w:val="0"/>
+                <w:numId w:val="12"/>
+              </w:numPr>
+              <w:spacing w:line="360" w:lineRule="auto"/>
+              <w:ind w:left="0" w:firstLine="36"/>
+              <w:jc w:val="both"/>
+              <w:rPr>
+                <w:rFonts w:ascii="Times New Roman" w:hAnsi="Times New Roman" w:cs="Times New Roman"/>
+                <w:sz w:val="28"/>
+                <w:szCs w:val="28"/>
+              </w:rPr>
+            </w:pPr>
+            <w:r>
+              <w:rPr>
+                <w:rFonts w:ascii="Times New Roman" w:hAnsi="Times New Roman" w:cs="Times New Roman"/>
+                <w:sz w:val="28"/>
+                <w:szCs w:val="28"/>
+              </w:rPr>
+              <w:t>примерный расчет времени в пути.</w:t>
+            </w:r>
           </w:p>
         </w:tc>
       </w:tr>
@@ -1641,10 +1754,9 @@
         <w:pStyle w:val="a3"/>
         <w:numPr>
           <w:ilvl w:val="0"/>
-          <w:numId w:val="4"/>
+          <w:numId w:val="2"/>
         </w:numPr>
         <w:spacing w:before="240" w:after="200" w:line="360" w:lineRule="auto"/>
-        <w:ind w:left="1066" w:hanging="357"/>
         <w:contextualSpacing w:val="0"/>
         <w:jc w:val="both"/>
         <w:rPr>
@@ -1733,6 +1845,25 @@
           <w:szCs w:val="28"/>
         </w:rPr>
         <w:t>данные, которые формирует система непосредственно во время работы.</w:t>
+      </w:r>
+    </w:p>
+    <w:p>
+      <w:pPr>
+        <w:spacing w:after="0" w:line="360" w:lineRule="auto"/>
+        <w:jc w:val="both"/>
+        <w:rPr>
+          <w:rFonts w:ascii="Times New Roman" w:hAnsi="Times New Roman" w:cs="Times New Roman"/>
+          <w:sz w:val="28"/>
+          <w:szCs w:val="28"/>
+        </w:rPr>
+      </w:pPr>
+      <w:r>
+        <w:rPr>
+          <w:rFonts w:ascii="Times New Roman" w:hAnsi="Times New Roman" w:cs="Times New Roman"/>
+          <w:sz w:val="28"/>
+          <w:szCs w:val="28"/>
+        </w:rPr>
+        <w:t>Таблица 2 – Необходимые данные</w:t>
       </w:r>
     </w:p>
     <w:tbl>
@@ -1942,15 +2073,7 @@
                 <w:sz w:val="28"/>
                 <w:szCs w:val="28"/>
               </w:rPr>
-              <w:t xml:space="preserve">Приходные накладные от поставщика, вносятся вручную или через </w:t>
-            </w:r>
-            <w:r>
-              <w:rPr>
-                <w:rFonts w:ascii="Times New Roman" w:hAnsi="Times New Roman" w:cs="Times New Roman"/>
-                <w:sz w:val="28"/>
-                <w:szCs w:val="28"/>
-              </w:rPr>
-              <w:t>выпадающий список</w:t>
+              <w:t>Приходные накладные от поставщика, вносятся вручную или через выпадающий список</w:t>
             </w:r>
           </w:p>
         </w:tc>
@@ -2000,15 +2123,7 @@
                 <w:sz w:val="28"/>
                 <w:szCs w:val="28"/>
               </w:rPr>
-              <w:t>Вносятся кондитером при добавлении позиции в каталог</w:t>
-            </w:r>
-            <w:r>
-              <w:rPr>
-                <w:rFonts w:ascii="Times New Roman" w:hAnsi="Times New Roman" w:cs="Times New Roman"/>
-                <w:sz w:val="28"/>
-                <w:szCs w:val="28"/>
-              </w:rPr>
-              <w:t xml:space="preserve"> товаров</w:t>
+              <w:t>Вносятся кондитером при добавлении позиции в каталог товаров</w:t>
             </w:r>
           </w:p>
         </w:tc>
@@ -2158,109 +2273,30 @@
                 <w:sz w:val="28"/>
                 <w:szCs w:val="28"/>
               </w:rPr>
-              <w:t>Формируются из заказа клиента и назначения администратором</w:t>
+              <w:t>Формируются из адреса и временного слота, указанных клиентом при оформлении заказа, назначения курьера администратором, а также координат курьера, передаваемых мобильным приложением в процессе доставки</w:t>
             </w:r>
           </w:p>
         </w:tc>
       </w:tr>
     </w:tbl>
-    <w:p>
-      <w:pPr>
-        <w:spacing w:before="240" w:after="200" w:line="360" w:lineRule="auto"/>
-        <w:jc w:val="both"/>
-        <w:rPr>
-          <w:rFonts w:ascii="Times New Roman" w:hAnsi="Times New Roman" w:cs="Times New Roman"/>
-          <w:b/>
-          <w:sz w:val="28"/>
-          <w:szCs w:val="28"/>
-        </w:rPr>
-      </w:pPr>
-    </w:p>
-    <w:p>
-      <w:pPr>
-        <w:rPr>
-          <w:rFonts w:ascii="Times New Roman" w:hAnsi="Times New Roman" w:cs="Times New Roman"/>
-          <w:b/>
-          <w:sz w:val="28"/>
-          <w:szCs w:val="28"/>
-        </w:rPr>
-      </w:pPr>
-      <w:r>
-        <w:rPr>
-          <w:rFonts w:ascii="Times New Roman" w:hAnsi="Times New Roman" w:cs="Times New Roman"/>
-          <w:b/>
-          <w:sz w:val="28"/>
-          <w:szCs w:val="28"/>
-        </w:rPr>
-        <w:br w:type="page"/>
-      </w:r>
-    </w:p>
-    <w:p>
-      <w:pPr>
-        <w:pStyle w:val="a3"/>
-        <w:numPr>
-          <w:ilvl w:val="0"/>
-          <w:numId w:val="4"/>
-        </w:numPr>
-        <w:spacing w:before="240" w:after="200" w:line="360" w:lineRule="auto"/>
-        <w:ind w:left="1066" w:hanging="357"/>
-        <w:contextualSpacing w:val="0"/>
-        <w:jc w:val="both"/>
-        <w:rPr>
-          <w:rFonts w:ascii="Times New Roman" w:hAnsi="Times New Roman" w:cs="Times New Roman"/>
-          <w:b/>
-          <w:sz w:val="28"/>
-          <w:szCs w:val="28"/>
-        </w:rPr>
-      </w:pPr>
-      <w:r>
-        <w:rPr>
-          <w:rFonts w:ascii="Times New Roman" w:hAnsi="Times New Roman" w:cs="Times New Roman"/>
-          <w:b/>
-          <w:sz w:val="28"/>
-          <w:szCs w:val="28"/>
-        </w:rPr>
-        <w:lastRenderedPageBreak/>
-        <w:t>Основные риски</w:t>
-      </w:r>
-    </w:p>
-    <w:p>
-      <w:pPr>
-        <w:spacing w:after="0" w:line="360" w:lineRule="auto"/>
-        <w:ind w:firstLine="709"/>
-        <w:jc w:val="both"/>
-        <w:rPr>
-          <w:rFonts w:ascii="Times New Roman" w:hAnsi="Times New Roman" w:cs="Times New Roman"/>
-          <w:sz w:val="28"/>
-          <w:szCs w:val="28"/>
-        </w:rPr>
-      </w:pPr>
-      <w:r>
-        <w:rPr>
-          <w:rFonts w:ascii="Times New Roman" w:hAnsi="Times New Roman" w:cs="Times New Roman"/>
-          <w:sz w:val="28"/>
-          <w:szCs w:val="28"/>
-        </w:rPr>
-        <w:t>Рассмотренные риски представлены в таблице 2.</w:t>
-      </w:r>
-    </w:p>
-    <w:p>
-      <w:pPr>
-        <w:spacing w:after="0" w:line="360" w:lineRule="auto"/>
-        <w:jc w:val="both"/>
-        <w:rPr>
-          <w:rFonts w:ascii="Times New Roman" w:hAnsi="Times New Roman" w:cs="Times New Roman"/>
-          <w:sz w:val="28"/>
-          <w:szCs w:val="28"/>
-        </w:rPr>
-      </w:pPr>
-      <w:r>
-        <w:rPr>
-          <w:rFonts w:ascii="Times New Roman" w:hAnsi="Times New Roman" w:cs="Times New Roman"/>
-          <w:sz w:val="28"/>
-          <w:szCs w:val="28"/>
-        </w:rPr>
-        <w:t xml:space="preserve">Таблица 2 – Основные риски системы </w:t>
+    <w:p/>
+    <w:p/>
+    <w:p/>
+    <w:p>
+      <w:pPr>
+        <w:rPr>
+          <w:rFonts w:ascii="Times New Roman" w:hAnsi="Times New Roman" w:cs="Times New Roman"/>
+          <w:sz w:val="28"/>
+          <w:szCs w:val="28"/>
+        </w:rPr>
+      </w:pPr>
+      <w:r>
+        <w:rPr>
+          <w:rFonts w:ascii="Times New Roman" w:hAnsi="Times New Roman" w:cs="Times New Roman"/>
+          <w:sz w:val="28"/>
+          <w:szCs w:val="28"/>
+        </w:rPr>
+        <w:t>Продолжение таблицы 2</w:t>
       </w:r>
     </w:p>
     <w:tbl>
@@ -2281,22 +2317,20 @@
           <w:p>
             <w:pPr>
               <w:spacing w:line="360" w:lineRule="auto"/>
-              <w:jc w:val="center"/>
-              <w:rPr>
-                <w:rFonts w:ascii="Times New Roman" w:hAnsi="Times New Roman" w:cs="Times New Roman"/>
-                <w:b/>
-                <w:sz w:val="28"/>
-                <w:szCs w:val="28"/>
-              </w:rPr>
-            </w:pPr>
-            <w:r>
-              <w:rPr>
-                <w:rFonts w:ascii="Times New Roman" w:hAnsi="Times New Roman" w:cs="Times New Roman"/>
-                <w:b/>
-                <w:sz w:val="28"/>
-                <w:szCs w:val="28"/>
-              </w:rPr>
-              <w:t>Риск</w:t>
+              <w:jc w:val="both"/>
+              <w:rPr>
+                <w:rFonts w:ascii="Times New Roman" w:hAnsi="Times New Roman" w:cs="Times New Roman"/>
+                <w:sz w:val="28"/>
+                <w:szCs w:val="28"/>
+              </w:rPr>
+            </w:pPr>
+            <w:r>
+              <w:rPr>
+                <w:rFonts w:ascii="Times New Roman" w:hAnsi="Times New Roman" w:cs="Times New Roman"/>
+                <w:sz w:val="28"/>
+                <w:szCs w:val="28"/>
+              </w:rPr>
+              <w:t>Тарифы и зоны доставки</w:t>
             </w:r>
           </w:p>
         </w:tc>
@@ -2307,402 +2341,20 @@
           <w:p>
             <w:pPr>
               <w:spacing w:line="360" w:lineRule="auto"/>
-              <w:jc w:val="center"/>
-              <w:rPr>
-                <w:rFonts w:ascii="Times New Roman" w:hAnsi="Times New Roman" w:cs="Times New Roman"/>
-                <w:b/>
-                <w:sz w:val="28"/>
-                <w:szCs w:val="28"/>
-              </w:rPr>
-            </w:pPr>
-            <w:r>
-              <w:rPr>
-                <w:rFonts w:ascii="Times New Roman" w:hAnsi="Times New Roman" w:cs="Times New Roman"/>
-                <w:b/>
-                <w:sz w:val="28"/>
-                <w:szCs w:val="28"/>
-              </w:rPr>
-              <w:t>Последствие</w:t>
-            </w:r>
-          </w:p>
-        </w:tc>
-      </w:tr>
-      <w:tr>
-        <w:tc>
-          <w:tcPr>
-            <w:tcW w:w="4672" w:type="dxa"/>
-          </w:tcPr>
-          <w:p>
-            <w:pPr>
-              <w:spacing w:line="360" w:lineRule="auto"/>
-              <w:jc w:val="both"/>
-              <w:rPr>
-                <w:rFonts w:ascii="Times New Roman" w:hAnsi="Times New Roman" w:cs="Times New Roman"/>
-                <w:sz w:val="28"/>
-                <w:szCs w:val="28"/>
-              </w:rPr>
-            </w:pPr>
-            <w:r>
-              <w:rPr>
-                <w:rFonts w:ascii="Times New Roman" w:hAnsi="Times New Roman" w:cs="Times New Roman"/>
-                <w:sz w:val="28"/>
-                <w:szCs w:val="28"/>
-              </w:rPr>
-              <w:t>Закупочные цены на сырь</w:t>
-            </w:r>
-            <w:r>
-              <w:rPr>
-                <w:rFonts w:ascii="Times New Roman" w:hAnsi="Times New Roman" w:cs="Times New Roman"/>
-                <w:sz w:val="28"/>
-                <w:szCs w:val="28"/>
-              </w:rPr>
-              <w:t>е</w:t>
-            </w:r>
-            <w:r>
-              <w:rPr>
-                <w:rFonts w:ascii="Times New Roman" w:hAnsi="Times New Roman" w:cs="Times New Roman"/>
-                <w:sz w:val="28"/>
-                <w:szCs w:val="28"/>
-              </w:rPr>
-              <w:t xml:space="preserve"> вносятся в систему с задержкой</w:t>
-            </w:r>
-          </w:p>
-        </w:tc>
-        <w:tc>
-          <w:tcPr>
-            <w:tcW w:w="4673" w:type="dxa"/>
-          </w:tcPr>
-          <w:p>
-            <w:pPr>
-              <w:spacing w:line="360" w:lineRule="auto"/>
-              <w:jc w:val="both"/>
-              <w:rPr>
-                <w:rFonts w:ascii="Times New Roman" w:hAnsi="Times New Roman" w:cs="Times New Roman"/>
-                <w:sz w:val="28"/>
-                <w:szCs w:val="28"/>
-              </w:rPr>
-            </w:pPr>
-            <w:r>
-              <w:rPr>
-                <w:rFonts w:ascii="Times New Roman" w:hAnsi="Times New Roman" w:cs="Times New Roman"/>
-                <w:sz w:val="28"/>
-                <w:szCs w:val="28"/>
-              </w:rPr>
-              <w:t>Расч</w:t>
-            </w:r>
-            <w:r>
-              <w:rPr>
-                <w:rFonts w:ascii="Times New Roman" w:hAnsi="Times New Roman" w:cs="Times New Roman"/>
-                <w:sz w:val="28"/>
-                <w:szCs w:val="28"/>
-              </w:rPr>
-              <w:t>е</w:t>
-            </w:r>
-            <w:r>
-              <w:rPr>
-                <w:rFonts w:ascii="Times New Roman" w:hAnsi="Times New Roman" w:cs="Times New Roman"/>
-                <w:sz w:val="28"/>
-                <w:szCs w:val="28"/>
-              </w:rPr>
-              <w:t>т себестоимости и цены становится неактуальным, предприятие прода</w:t>
-            </w:r>
-            <w:r>
-              <w:rPr>
-                <w:rFonts w:ascii="Times New Roman" w:hAnsi="Times New Roman" w:cs="Times New Roman"/>
-                <w:sz w:val="28"/>
-                <w:szCs w:val="28"/>
-              </w:rPr>
-              <w:t>е</w:t>
-            </w:r>
-            <w:r>
-              <w:rPr>
-                <w:rFonts w:ascii="Times New Roman" w:hAnsi="Times New Roman" w:cs="Times New Roman"/>
-                <w:sz w:val="28"/>
-                <w:szCs w:val="28"/>
-              </w:rPr>
-              <w:t>т пр</w:t>
-            </w:r>
-            <w:r>
-              <w:rPr>
-                <w:rFonts w:ascii="Times New Roman" w:hAnsi="Times New Roman" w:cs="Times New Roman"/>
-                <w:sz w:val="28"/>
-                <w:szCs w:val="28"/>
-              </w:rPr>
-              <w:t>одукцию в убыток</w:t>
-            </w:r>
-          </w:p>
-        </w:tc>
-      </w:tr>
-      <w:tr>
-        <w:tc>
-          <w:tcPr>
-            <w:tcW w:w="4672" w:type="dxa"/>
-          </w:tcPr>
-          <w:p>
-            <w:pPr>
-              <w:spacing w:line="360" w:lineRule="auto"/>
-              <w:jc w:val="both"/>
-              <w:rPr>
-                <w:rFonts w:ascii="Times New Roman" w:hAnsi="Times New Roman" w:cs="Times New Roman"/>
-                <w:sz w:val="28"/>
-                <w:szCs w:val="28"/>
-              </w:rPr>
-            </w:pPr>
-            <w:r>
-              <w:rPr>
-                <w:rFonts w:ascii="Times New Roman" w:hAnsi="Times New Roman" w:cs="Times New Roman"/>
-                <w:sz w:val="28"/>
-                <w:szCs w:val="28"/>
-              </w:rPr>
-              <w:t>Сотрудники не вносят фактическое списание сырья после приготовления</w:t>
-            </w:r>
-          </w:p>
-        </w:tc>
-        <w:tc>
-          <w:tcPr>
-            <w:tcW w:w="4673" w:type="dxa"/>
-          </w:tcPr>
-          <w:p>
-            <w:pPr>
-              <w:spacing w:line="360" w:lineRule="auto"/>
-              <w:jc w:val="both"/>
-              <w:rPr>
-                <w:rFonts w:ascii="Times New Roman" w:hAnsi="Times New Roman" w:cs="Times New Roman"/>
-                <w:sz w:val="28"/>
-                <w:szCs w:val="28"/>
-              </w:rPr>
-            </w:pPr>
-            <w:r>
-              <w:rPr>
-                <w:rFonts w:ascii="Times New Roman" w:hAnsi="Times New Roman" w:cs="Times New Roman"/>
-                <w:sz w:val="28"/>
-                <w:szCs w:val="28"/>
-              </w:rPr>
-              <w:t>Остатки в системе расходятся с реальными, что приводит к нехватке инг</w:t>
-            </w:r>
-            <w:r>
-              <w:rPr>
-                <w:rFonts w:ascii="Times New Roman" w:hAnsi="Times New Roman" w:cs="Times New Roman"/>
-                <w:sz w:val="28"/>
-                <w:szCs w:val="28"/>
-              </w:rPr>
-              <w:t>редиентов в разгар производства</w:t>
-            </w:r>
-          </w:p>
-        </w:tc>
-      </w:tr>
-      <w:tr>
-        <w:tc>
-          <w:tcPr>
-            <w:tcW w:w="4672" w:type="dxa"/>
-          </w:tcPr>
-          <w:p>
-            <w:pPr>
-              <w:spacing w:line="360" w:lineRule="auto"/>
-              <w:jc w:val="both"/>
-              <w:rPr>
-                <w:rFonts w:ascii="Times New Roman" w:hAnsi="Times New Roman" w:cs="Times New Roman"/>
-                <w:sz w:val="28"/>
-                <w:szCs w:val="28"/>
-              </w:rPr>
-            </w:pPr>
-            <w:r>
-              <w:rPr>
-                <w:rFonts w:ascii="Times New Roman" w:hAnsi="Times New Roman" w:cs="Times New Roman"/>
-                <w:sz w:val="28"/>
-                <w:szCs w:val="28"/>
-              </w:rPr>
-              <w:t>Сбой или недоступность плат</w:t>
-            </w:r>
-            <w:r>
-              <w:rPr>
-                <w:rFonts w:ascii="Times New Roman" w:hAnsi="Times New Roman" w:cs="Times New Roman"/>
-                <w:sz w:val="28"/>
-                <w:szCs w:val="28"/>
-              </w:rPr>
-              <w:t>е</w:t>
-            </w:r>
-            <w:r>
-              <w:rPr>
-                <w:rFonts w:ascii="Times New Roman" w:hAnsi="Times New Roman" w:cs="Times New Roman"/>
-                <w:sz w:val="28"/>
-                <w:szCs w:val="28"/>
-              </w:rPr>
-              <w:t>жного шлюза в пиковую нагрузку</w:t>
-            </w:r>
-          </w:p>
-        </w:tc>
-        <w:tc>
-          <w:tcPr>
-            <w:tcW w:w="4673" w:type="dxa"/>
-          </w:tcPr>
-          <w:p>
-            <w:pPr>
-              <w:spacing w:line="360" w:lineRule="auto"/>
-              <w:jc w:val="both"/>
-              <w:rPr>
-                <w:rFonts w:ascii="Times New Roman" w:hAnsi="Times New Roman" w:cs="Times New Roman"/>
-                <w:sz w:val="28"/>
-                <w:szCs w:val="28"/>
-              </w:rPr>
-            </w:pPr>
-            <w:r>
-              <w:rPr>
-                <w:rFonts w:ascii="Times New Roman" w:hAnsi="Times New Roman" w:cs="Times New Roman"/>
-                <w:sz w:val="28"/>
-                <w:szCs w:val="28"/>
-              </w:rPr>
-              <w:t>Потеря заказов и</w:t>
-            </w:r>
-            <w:r>
-              <w:rPr>
-                <w:rFonts w:ascii="Times New Roman" w:hAnsi="Times New Roman" w:cs="Times New Roman"/>
-                <w:sz w:val="28"/>
-                <w:szCs w:val="28"/>
-              </w:rPr>
-              <w:t xml:space="preserve"> выручки, недовольство клиентов</w:t>
-            </w:r>
-          </w:p>
-        </w:tc>
-      </w:tr>
-      <w:tr>
-        <w:tc>
-          <w:tcPr>
-            <w:tcW w:w="4672" w:type="dxa"/>
-          </w:tcPr>
-          <w:p>
-            <w:pPr>
-              <w:spacing w:line="360" w:lineRule="auto"/>
-              <w:jc w:val="both"/>
-              <w:rPr>
-                <w:rFonts w:ascii="Times New Roman" w:hAnsi="Times New Roman" w:cs="Times New Roman"/>
-                <w:sz w:val="28"/>
-                <w:szCs w:val="28"/>
-              </w:rPr>
-            </w:pPr>
-            <w:r>
-              <w:rPr>
-                <w:rFonts w:ascii="Times New Roman" w:hAnsi="Times New Roman" w:cs="Times New Roman"/>
-                <w:sz w:val="28"/>
-                <w:szCs w:val="28"/>
-              </w:rPr>
-              <w:t>Утечка персональных данных клиентов</w:t>
-            </w:r>
-          </w:p>
-        </w:tc>
-        <w:tc>
-          <w:tcPr>
-            <w:tcW w:w="4673" w:type="dxa"/>
-          </w:tcPr>
-          <w:p>
-            <w:pPr>
-              <w:spacing w:line="360" w:lineRule="auto"/>
-              <w:jc w:val="both"/>
-              <w:rPr>
-                <w:rFonts w:ascii="Times New Roman" w:hAnsi="Times New Roman" w:cs="Times New Roman"/>
-                <w:sz w:val="28"/>
-                <w:szCs w:val="28"/>
-              </w:rPr>
-            </w:pPr>
-            <w:proofErr w:type="spellStart"/>
-            <w:r>
-              <w:rPr>
-                <w:rFonts w:ascii="Times New Roman" w:hAnsi="Times New Roman" w:cs="Times New Roman"/>
-                <w:sz w:val="28"/>
-                <w:szCs w:val="28"/>
-              </w:rPr>
-              <w:t>Репутационный</w:t>
-            </w:r>
-            <w:proofErr w:type="spellEnd"/>
-            <w:r>
-              <w:rPr>
-                <w:rFonts w:ascii="Times New Roman" w:hAnsi="Times New Roman" w:cs="Times New Roman"/>
-                <w:sz w:val="28"/>
-                <w:szCs w:val="28"/>
-              </w:rPr>
-              <w:t xml:space="preserve"> и юридический ущерб, штрафы по</w:t>
-            </w:r>
-            <w:r>
-              <w:rPr>
-                <w:rFonts w:ascii="Times New Roman" w:hAnsi="Times New Roman" w:cs="Times New Roman"/>
-                <w:sz w:val="28"/>
-                <w:szCs w:val="28"/>
-              </w:rPr>
-              <w:t xml:space="preserve"> 152-ФЗ «О персональных данных»</w:t>
-            </w:r>
-          </w:p>
-        </w:tc>
-      </w:tr>
-      <w:tr>
-        <w:tc>
-          <w:tcPr>
-            <w:tcW w:w="4672" w:type="dxa"/>
-          </w:tcPr>
-          <w:p>
-            <w:pPr>
-              <w:spacing w:line="360" w:lineRule="auto"/>
-              <w:jc w:val="both"/>
-              <w:rPr>
-                <w:rFonts w:ascii="Times New Roman" w:hAnsi="Times New Roman" w:cs="Times New Roman"/>
-                <w:sz w:val="28"/>
-                <w:szCs w:val="28"/>
-              </w:rPr>
-            </w:pPr>
-            <w:r>
-              <w:rPr>
-                <w:rFonts w:ascii="Times New Roman" w:hAnsi="Times New Roman" w:cs="Times New Roman"/>
-                <w:sz w:val="28"/>
-                <w:szCs w:val="28"/>
-              </w:rPr>
-              <w:t>Сопротивление персонала переходу с привычных инструментов</w:t>
-            </w:r>
-          </w:p>
-        </w:tc>
-        <w:tc>
-          <w:tcPr>
-            <w:tcW w:w="4673" w:type="dxa"/>
-          </w:tcPr>
-          <w:p>
-            <w:pPr>
-              <w:spacing w:line="360" w:lineRule="auto"/>
-              <w:jc w:val="both"/>
-              <w:rPr>
-                <w:rFonts w:ascii="Times New Roman" w:hAnsi="Times New Roman" w:cs="Times New Roman"/>
-                <w:sz w:val="28"/>
-                <w:szCs w:val="28"/>
-              </w:rPr>
-            </w:pPr>
-            <w:r>
-              <w:rPr>
-                <w:rFonts w:ascii="Times New Roman" w:hAnsi="Times New Roman" w:cs="Times New Roman"/>
-                <w:sz w:val="28"/>
-                <w:szCs w:val="28"/>
-              </w:rPr>
-              <w:t>Параллельное ведение двух систем уч</w:t>
-            </w:r>
-            <w:r>
-              <w:rPr>
-                <w:rFonts w:ascii="Times New Roman" w:hAnsi="Times New Roman" w:cs="Times New Roman"/>
-                <w:sz w:val="28"/>
-                <w:szCs w:val="28"/>
-              </w:rPr>
-              <w:t>е</w:t>
-            </w:r>
-            <w:r>
-              <w:rPr>
-                <w:rFonts w:ascii="Times New Roman" w:hAnsi="Times New Roman" w:cs="Times New Roman"/>
-                <w:sz w:val="28"/>
-                <w:szCs w:val="28"/>
-              </w:rPr>
-              <w:t>та и</w:t>
-            </w:r>
-            <w:r>
-              <w:rPr>
-                <w:rFonts w:ascii="Times New Roman" w:hAnsi="Times New Roman" w:cs="Times New Roman"/>
-                <w:sz w:val="28"/>
-                <w:szCs w:val="28"/>
-              </w:rPr>
-              <w:t xml:space="preserve"> потеря выгоды от автоматизации</w:t>
+              <w:jc w:val="both"/>
+              <w:rPr>
+                <w:rFonts w:ascii="Times New Roman" w:hAnsi="Times New Roman" w:cs="Times New Roman"/>
+                <w:sz w:val="28"/>
+                <w:szCs w:val="28"/>
+              </w:rPr>
+            </w:pPr>
+            <w:r>
+              <w:rPr>
+                <w:rFonts w:ascii="Times New Roman" w:hAnsi="Times New Roman" w:cs="Times New Roman"/>
+                <w:sz w:val="28"/>
+                <w:szCs w:val="28"/>
+              </w:rPr>
+              <w:t>Вносятся администратором при настройке системы; обновляются при изменении стоимости топлива или границ зон обслуживания</w:t>
             </w:r>
           </w:p>
         </w:tc>
@@ -2710,6 +2362,17 @@
     </w:tbl>
     <w:p>
       <w:pPr>
+        <w:spacing w:after="0" w:line="360" w:lineRule="auto"/>
+        <w:jc w:val="both"/>
+        <w:rPr>
+          <w:rFonts w:ascii="Times New Roman" w:hAnsi="Times New Roman" w:cs="Times New Roman"/>
+          <w:sz w:val="28"/>
+          <w:szCs w:val="28"/>
+        </w:rPr>
+      </w:pPr>
+    </w:p>
+    <w:p>
+      <w:pPr>
         <w:spacing w:before="240" w:after="200" w:line="360" w:lineRule="auto"/>
         <w:jc w:val="both"/>
         <w:rPr>
@@ -2744,7 +2407,7 @@
         <w:pStyle w:val="a3"/>
         <w:numPr>
           <w:ilvl w:val="0"/>
-          <w:numId w:val="4"/>
+          <w:numId w:val="2"/>
         </w:numPr>
         <w:spacing w:before="240" w:after="200" w:line="360" w:lineRule="auto"/>
         <w:ind w:left="1066" w:hanging="357"/>
@@ -2765,7 +2428,7 @@
           <w:szCs w:val="28"/>
         </w:rPr>
         <w:lastRenderedPageBreak/>
-        <w:t>Этические и правовые ограничения</w:t>
+        <w:t>Основные риски</w:t>
       </w:r>
     </w:p>
     <w:p>
@@ -2785,326 +2448,42 @@
           <w:sz w:val="28"/>
           <w:szCs w:val="28"/>
         </w:rPr>
-        <w:t>Система обрабатывает данные двух вид</w:t>
-      </w:r>
-      <w:r>
-        <w:rPr>
-          <w:rFonts w:ascii="Times New Roman" w:hAnsi="Times New Roman" w:cs="Times New Roman"/>
-          <w:sz w:val="28"/>
-          <w:szCs w:val="28"/>
-        </w:rPr>
-        <w:t>ов: персональные данные клиента</w:t>
-      </w:r>
-      <w:r>
-        <w:rPr>
-          <w:rFonts w:ascii="Times New Roman" w:hAnsi="Times New Roman" w:cs="Times New Roman"/>
-          <w:sz w:val="28"/>
-          <w:szCs w:val="28"/>
-        </w:rPr>
-        <w:t xml:space="preserve"> и коммерчески</w:t>
-      </w:r>
-      <w:r>
-        <w:rPr>
-          <w:rFonts w:ascii="Times New Roman" w:hAnsi="Times New Roman" w:cs="Times New Roman"/>
-          <w:sz w:val="28"/>
-          <w:szCs w:val="28"/>
-        </w:rPr>
-        <w:t>е</w:t>
-      </w:r>
-      <w:r>
-        <w:rPr>
-          <w:rFonts w:ascii="Times New Roman" w:hAnsi="Times New Roman" w:cs="Times New Roman"/>
-          <w:sz w:val="28"/>
-          <w:szCs w:val="28"/>
-        </w:rPr>
-        <w:t xml:space="preserve"> данные предприятия, утечка которых способна нанести ощутимый ущерб как кл</w:t>
-      </w:r>
-      <w:r>
-        <w:rPr>
-          <w:rFonts w:ascii="Times New Roman" w:hAnsi="Times New Roman" w:cs="Times New Roman"/>
-          <w:sz w:val="28"/>
-          <w:szCs w:val="28"/>
-        </w:rPr>
-        <w:t>иенту, так и владельцу бизнеса.</w:t>
+        <w:t>Рассмотренные риски представлены в таблице 2.</w:t>
       </w:r>
     </w:p>
     <w:p>
       <w:pPr>
         <w:spacing w:after="0" w:line="360" w:lineRule="auto"/>
-        <w:ind w:firstLine="709"/>
-        <w:jc w:val="both"/>
-        <w:rPr>
-          <w:rFonts w:ascii="Times New Roman" w:hAnsi="Times New Roman" w:cs="Times New Roman"/>
-          <w:sz w:val="28"/>
-          <w:szCs w:val="28"/>
-        </w:rPr>
-      </w:pPr>
-      <w:r>
-        <w:rPr>
-          <w:rFonts w:ascii="Times New Roman" w:hAnsi="Times New Roman" w:cs="Times New Roman"/>
-          <w:sz w:val="28"/>
-          <w:szCs w:val="28"/>
-        </w:rPr>
-        <w:t>Потенциальным вредом является то, что раскрытие данных о закупочных ценах и себестоимости третьим лицам подрывает конкурентное положение кондитерской на рынке, а утечк</w:t>
-      </w:r>
-      <w:r>
-        <w:rPr>
-          <w:rFonts w:ascii="Times New Roman" w:hAnsi="Times New Roman" w:cs="Times New Roman"/>
-          <w:sz w:val="28"/>
-          <w:szCs w:val="28"/>
-        </w:rPr>
-        <w:t>а персональных данных клиентов создае</w:t>
-      </w:r>
-      <w:r>
-        <w:rPr>
-          <w:rFonts w:ascii="Times New Roman" w:hAnsi="Times New Roman" w:cs="Times New Roman"/>
-          <w:sz w:val="28"/>
-          <w:szCs w:val="28"/>
-        </w:rPr>
-        <w:t>т риск использования этой ин</w:t>
-      </w:r>
-      <w:r>
-        <w:rPr>
-          <w:rFonts w:ascii="Times New Roman" w:hAnsi="Times New Roman" w:cs="Times New Roman"/>
-          <w:sz w:val="28"/>
-          <w:szCs w:val="28"/>
-        </w:rPr>
-        <w:t>формации в мошеннических целях.</w:t>
-      </w:r>
-    </w:p>
-    <w:p>
-      <w:pPr>
-        <w:spacing w:after="0" w:line="360" w:lineRule="auto"/>
-        <w:ind w:firstLine="709"/>
-        <w:jc w:val="both"/>
-        <w:rPr>
-          <w:rFonts w:ascii="Times New Roman" w:hAnsi="Times New Roman" w:cs="Times New Roman"/>
-          <w:sz w:val="28"/>
-          <w:szCs w:val="28"/>
-        </w:rPr>
-      </w:pPr>
-      <w:r>
-        <w:rPr>
-          <w:rFonts w:ascii="Times New Roman" w:hAnsi="Times New Roman" w:cs="Times New Roman"/>
-          <w:sz w:val="28"/>
-          <w:szCs w:val="28"/>
-        </w:rPr>
-        <w:t>Правовые ограничения, применимые к сис</w:t>
-      </w:r>
-      <w:r>
-        <w:rPr>
-          <w:rFonts w:ascii="Times New Roman" w:hAnsi="Times New Roman" w:cs="Times New Roman"/>
-          <w:sz w:val="28"/>
-          <w:szCs w:val="28"/>
-        </w:rPr>
-        <w:t>теме:</w:t>
-      </w:r>
-    </w:p>
-    <w:p>
-      <w:pPr>
-        <w:pStyle w:val="a3"/>
-        <w:numPr>
-          <w:ilvl w:val="0"/>
-          <w:numId w:val="14"/>
-        </w:numPr>
-        <w:spacing w:after="0" w:line="360" w:lineRule="auto"/>
-        <w:ind w:left="0" w:firstLine="709"/>
-        <w:jc w:val="both"/>
-        <w:rPr>
-          <w:rFonts w:ascii="Times New Roman" w:hAnsi="Times New Roman" w:cs="Times New Roman"/>
-          <w:sz w:val="28"/>
-          <w:szCs w:val="28"/>
-        </w:rPr>
-      </w:pPr>
-      <w:r>
-        <w:rPr>
-          <w:rFonts w:ascii="Times New Roman" w:hAnsi="Times New Roman" w:cs="Times New Roman"/>
-          <w:sz w:val="28"/>
-          <w:szCs w:val="28"/>
-        </w:rPr>
-        <w:t>обязательное получение согласия клиента на обработку персональных данных до оформления первого заказа, в соответствии с 152-ФЗ «О персональных данных»;</w:t>
-      </w:r>
-    </w:p>
-    <w:p>
-      <w:pPr>
-        <w:pStyle w:val="a3"/>
-        <w:numPr>
-          <w:ilvl w:val="0"/>
-          <w:numId w:val="14"/>
-        </w:numPr>
-        <w:spacing w:after="0" w:line="360" w:lineRule="auto"/>
-        <w:ind w:left="0" w:firstLine="709"/>
-        <w:jc w:val="both"/>
-        <w:rPr>
-          <w:rFonts w:ascii="Times New Roman" w:hAnsi="Times New Roman" w:cs="Times New Roman"/>
-          <w:sz w:val="28"/>
-          <w:szCs w:val="28"/>
-        </w:rPr>
-      </w:pPr>
-      <w:r>
-        <w:rPr>
-          <w:rFonts w:ascii="Times New Roman" w:hAnsi="Times New Roman" w:cs="Times New Roman"/>
-          <w:sz w:val="28"/>
-          <w:szCs w:val="28"/>
-        </w:rPr>
-        <w:t>достоверное указание состава изделия и содержащихся в н</w:t>
-      </w:r>
-      <w:r>
-        <w:rPr>
-          <w:rFonts w:ascii="Times New Roman" w:hAnsi="Times New Roman" w:cs="Times New Roman"/>
-          <w:sz w:val="28"/>
-          <w:szCs w:val="28"/>
-        </w:rPr>
-        <w:t>е</w:t>
-      </w:r>
-      <w:r>
-        <w:rPr>
-          <w:rFonts w:ascii="Times New Roman" w:hAnsi="Times New Roman" w:cs="Times New Roman"/>
-          <w:sz w:val="28"/>
-          <w:szCs w:val="28"/>
-        </w:rPr>
-        <w:t>м аллергенов, поскольку недостоверная информация о составе может причинить вред здоровью клиента;</w:t>
-      </w:r>
-    </w:p>
-    <w:p>
-      <w:pPr>
-        <w:pStyle w:val="a3"/>
-        <w:numPr>
-          <w:ilvl w:val="0"/>
-          <w:numId w:val="14"/>
-        </w:numPr>
-        <w:spacing w:after="0" w:line="360" w:lineRule="auto"/>
-        <w:ind w:left="0" w:firstLine="709"/>
-        <w:jc w:val="both"/>
-        <w:rPr>
-          <w:rFonts w:ascii="Times New Roman" w:hAnsi="Times New Roman" w:cs="Times New Roman"/>
-          <w:sz w:val="28"/>
-          <w:szCs w:val="28"/>
-        </w:rPr>
-      </w:pPr>
-      <w:r>
-        <w:rPr>
-          <w:rFonts w:ascii="Times New Roman" w:hAnsi="Times New Roman" w:cs="Times New Roman"/>
-          <w:sz w:val="28"/>
-          <w:szCs w:val="28"/>
-        </w:rPr>
-        <w:t>обеспечение права клиента на доступ к своим данным, их изменение и удаление по запросу;</w:t>
-      </w:r>
-    </w:p>
-    <w:p>
-      <w:pPr>
-        <w:pStyle w:val="a3"/>
-        <w:numPr>
-          <w:ilvl w:val="0"/>
-          <w:numId w:val="14"/>
-        </w:numPr>
-        <w:spacing w:after="0" w:line="360" w:lineRule="auto"/>
-        <w:ind w:left="0" w:firstLine="709"/>
-        <w:jc w:val="both"/>
-        <w:rPr>
-          <w:rFonts w:ascii="Times New Roman" w:hAnsi="Times New Roman" w:cs="Times New Roman"/>
-          <w:sz w:val="28"/>
-          <w:szCs w:val="28"/>
-        </w:rPr>
-      </w:pPr>
-      <w:r>
-        <w:rPr>
-          <w:rFonts w:ascii="Times New Roman" w:hAnsi="Times New Roman" w:cs="Times New Roman"/>
-          <w:sz w:val="28"/>
-          <w:szCs w:val="28"/>
-        </w:rPr>
-        <w:t>ограничение доступа сотрудников к финансовым показателям в соответствии с их ролью в системе;</w:t>
-      </w:r>
-    </w:p>
-    <w:p>
-      <w:pPr>
-        <w:pStyle w:val="a3"/>
-        <w:numPr>
-          <w:ilvl w:val="0"/>
-          <w:numId w:val="14"/>
-        </w:numPr>
-        <w:spacing w:after="0" w:line="360" w:lineRule="auto"/>
-        <w:ind w:left="0" w:firstLine="709"/>
-        <w:jc w:val="both"/>
-        <w:rPr>
-          <w:rFonts w:ascii="Times New Roman" w:hAnsi="Times New Roman" w:cs="Times New Roman"/>
-          <w:sz w:val="28"/>
-          <w:szCs w:val="28"/>
-        </w:rPr>
-      </w:pPr>
-      <w:r>
-        <w:rPr>
-          <w:rFonts w:ascii="Times New Roman" w:hAnsi="Times New Roman" w:cs="Times New Roman"/>
-          <w:sz w:val="28"/>
-          <w:szCs w:val="28"/>
-        </w:rPr>
-        <w:t>соблюдение требований плат</w:t>
-      </w:r>
-      <w:r>
-        <w:rPr>
-          <w:rFonts w:ascii="Times New Roman" w:hAnsi="Times New Roman" w:cs="Times New Roman"/>
-          <w:sz w:val="28"/>
-          <w:szCs w:val="28"/>
-        </w:rPr>
-        <w:t>ежной системы к обработке банковских данных, а именно</w:t>
-      </w:r>
-      <w:r>
-        <w:rPr>
-          <w:rFonts w:ascii="Times New Roman" w:hAnsi="Times New Roman" w:cs="Times New Roman"/>
-          <w:sz w:val="28"/>
-          <w:szCs w:val="28"/>
-        </w:rPr>
-        <w:t xml:space="preserve"> система не должна хранить полные реквизиты карты клиента.</w:t>
-      </w:r>
-    </w:p>
-    <w:p>
-      <w:pPr>
-        <w:rPr>
-          <w:rFonts w:ascii="Times New Roman" w:hAnsi="Times New Roman" w:cs="Times New Roman"/>
-          <w:b/>
-          <w:sz w:val="28"/>
-          <w:szCs w:val="28"/>
-        </w:rPr>
-      </w:pPr>
-      <w:r>
-        <w:rPr>
-          <w:rFonts w:ascii="Times New Roman" w:hAnsi="Times New Roman" w:cs="Times New Roman"/>
-          <w:b/>
-          <w:sz w:val="28"/>
-          <w:szCs w:val="28"/>
-        </w:rPr>
-        <w:br w:type="page"/>
-      </w:r>
-    </w:p>
-    <w:p>
-      <w:pPr>
-        <w:pStyle w:val="a3"/>
-        <w:numPr>
-          <w:ilvl w:val="0"/>
-          <w:numId w:val="4"/>
-        </w:numPr>
-        <w:spacing w:before="240" w:after="200" w:line="360" w:lineRule="auto"/>
-        <w:ind w:left="1066" w:hanging="357"/>
-        <w:contextualSpacing w:val="0"/>
-        <w:jc w:val="both"/>
-        <w:rPr>
-          <w:rFonts w:ascii="Times New Roman" w:hAnsi="Times New Roman" w:cs="Times New Roman"/>
-          <w:b/>
-          <w:sz w:val="28"/>
-          <w:szCs w:val="28"/>
-        </w:rPr>
-      </w:pPr>
-      <w:bookmarkStart w:id="0" w:name="_GoBack"/>
-      <w:bookmarkEnd w:id="0"/>
-      <w:r>
-        <w:rPr>
-          <w:rFonts w:ascii="Times New Roman" w:hAnsi="Times New Roman" w:cs="Times New Roman"/>
-          <w:b/>
-          <w:sz w:val="28"/>
-          <w:szCs w:val="28"/>
-        </w:rPr>
-        <w:lastRenderedPageBreak/>
-        <w:t>Первичные требования</w:t>
+        <w:jc w:val="both"/>
+        <w:rPr>
+          <w:rFonts w:ascii="Times New Roman" w:hAnsi="Times New Roman" w:cs="Times New Roman"/>
+          <w:sz w:val="28"/>
+          <w:szCs w:val="28"/>
+        </w:rPr>
+      </w:pPr>
+      <w:r>
+        <w:rPr>
+          <w:rFonts w:ascii="Times New Roman" w:hAnsi="Times New Roman" w:cs="Times New Roman"/>
+          <w:sz w:val="28"/>
+          <w:szCs w:val="28"/>
+        </w:rPr>
+        <w:t xml:space="preserve">Таблица </w:t>
+      </w:r>
+      <w:r>
+        <w:rPr>
+          <w:rFonts w:ascii="Times New Roman" w:hAnsi="Times New Roman" w:cs="Times New Roman"/>
+          <w:sz w:val="28"/>
+          <w:szCs w:val="28"/>
+        </w:rPr>
+        <w:t>3</w:t>
+      </w:r>
+      <w:r>
+        <w:rPr>
+          <w:rFonts w:ascii="Times New Roman" w:hAnsi="Times New Roman" w:cs="Times New Roman"/>
+          <w:sz w:val="28"/>
+          <w:szCs w:val="28"/>
+        </w:rPr>
+        <w:t xml:space="preserve"> – Основные риски системы </w:t>
       </w:r>
     </w:p>
     <w:tbl>
@@ -3140,7 +2519,7 @@
                 <w:sz w:val="28"/>
                 <w:szCs w:val="28"/>
               </w:rPr>
-              <w:t>Требования</w:t>
+              <w:t>Риск</w:t>
             </w:r>
           </w:p>
         </w:tc>
@@ -3166,7 +2545,7 @@
                 <w:sz w:val="28"/>
                 <w:szCs w:val="28"/>
               </w:rPr>
-              <w:t>Критерий проверки</w:t>
+              <w:t>Последствие</w:t>
             </w:r>
           </w:p>
         </w:tc>
@@ -3182,26 +2561,17 @@
               <w:jc w:val="both"/>
               <w:rPr>
                 <w:rFonts w:ascii="Times New Roman" w:hAnsi="Times New Roman" w:cs="Times New Roman"/>
-                <w:b/>
-                <w:sz w:val="28"/>
-                <w:szCs w:val="28"/>
-              </w:rPr>
-            </w:pPr>
-            <w:r>
-              <w:rPr>
-                <w:rFonts w:ascii="Times New Roman" w:hAnsi="Times New Roman" w:cs="Times New Roman"/>
-                <w:sz w:val="28"/>
-                <w:szCs w:val="28"/>
-              </w:rPr>
-              <w:t>Система должна рассчитывать себестоимость изделия на основе технологической карты и текущих закупочных цен на сырь</w:t>
-            </w:r>
-            <w:r>
-              <w:rPr>
-                <w:rFonts w:ascii="Times New Roman" w:hAnsi="Times New Roman" w:cs="Times New Roman"/>
-                <w:sz w:val="28"/>
-                <w:szCs w:val="28"/>
-              </w:rPr>
-              <w:t>е</w:t>
+                <w:sz w:val="28"/>
+                <w:szCs w:val="28"/>
+              </w:rPr>
+            </w:pPr>
+            <w:r>
+              <w:rPr>
+                <w:rFonts w:ascii="Times New Roman" w:hAnsi="Times New Roman" w:cs="Times New Roman"/>
+                <w:sz w:val="28"/>
+                <w:szCs w:val="28"/>
+              </w:rPr>
+              <w:t>Закупочные цены на сырье вносятся в систему с задержкой</w:t>
             </w:r>
           </w:p>
         </w:tc>
@@ -3215,34 +2585,17 @@
               <w:jc w:val="both"/>
               <w:rPr>
                 <w:rFonts w:ascii="Times New Roman" w:hAnsi="Times New Roman" w:cs="Times New Roman"/>
-                <w:b/>
-                <w:sz w:val="28"/>
-                <w:szCs w:val="28"/>
-              </w:rPr>
-            </w:pPr>
-            <w:r>
-              <w:rPr>
-                <w:rFonts w:ascii="Times New Roman" w:hAnsi="Times New Roman" w:cs="Times New Roman"/>
-                <w:sz w:val="28"/>
-                <w:szCs w:val="28"/>
-              </w:rPr>
-              <w:t>Расч</w:t>
-            </w:r>
-            <w:r>
-              <w:rPr>
-                <w:rFonts w:ascii="Times New Roman" w:hAnsi="Times New Roman" w:cs="Times New Roman"/>
-                <w:sz w:val="28"/>
-                <w:szCs w:val="28"/>
-              </w:rPr>
-              <w:t>е</w:t>
-            </w:r>
-            <w:r>
-              <w:rPr>
-                <w:rFonts w:ascii="Times New Roman" w:hAnsi="Times New Roman" w:cs="Times New Roman"/>
-                <w:sz w:val="28"/>
-                <w:szCs w:val="28"/>
-              </w:rPr>
-              <w:t>т отображается не более чем за 2 секунды после изменения состава заказа или закупочной цены ингредиента</w:t>
+                <w:sz w:val="28"/>
+                <w:szCs w:val="28"/>
+              </w:rPr>
+            </w:pPr>
+            <w:r>
+              <w:rPr>
+                <w:rFonts w:ascii="Times New Roman" w:hAnsi="Times New Roman" w:cs="Times New Roman"/>
+                <w:sz w:val="28"/>
+                <w:szCs w:val="28"/>
+              </w:rPr>
+              <w:t>Расчет себестоимости и цены становится неактуальным, предприятие продает продукцию в убыток</w:t>
             </w:r>
           </w:p>
         </w:tc>
@@ -3258,34 +2611,17 @@
               <w:jc w:val="both"/>
               <w:rPr>
                 <w:rFonts w:ascii="Times New Roman" w:hAnsi="Times New Roman" w:cs="Times New Roman"/>
-                <w:b/>
-                <w:sz w:val="28"/>
-                <w:szCs w:val="28"/>
-              </w:rPr>
-            </w:pPr>
-            <w:r>
-              <w:rPr>
-                <w:rFonts w:ascii="Times New Roman" w:hAnsi="Times New Roman" w:cs="Times New Roman"/>
-                <w:sz w:val="28"/>
-                <w:szCs w:val="28"/>
-              </w:rPr>
-              <w:t>Система должна автоматически списывать сырь</w:t>
-            </w:r>
-            <w:r>
-              <w:rPr>
-                <w:rFonts w:ascii="Times New Roman" w:hAnsi="Times New Roman" w:cs="Times New Roman"/>
-                <w:sz w:val="28"/>
-                <w:szCs w:val="28"/>
-              </w:rPr>
-              <w:t>е</w:t>
-            </w:r>
-            <w:r>
-              <w:rPr>
-                <w:rFonts w:ascii="Times New Roman" w:hAnsi="Times New Roman" w:cs="Times New Roman"/>
-                <w:sz w:val="28"/>
-                <w:szCs w:val="28"/>
-              </w:rPr>
-              <w:t xml:space="preserve"> со склада по технологической карте при отметке заказа кондитером как «выполнен»</w:t>
+                <w:sz w:val="28"/>
+                <w:szCs w:val="28"/>
+              </w:rPr>
+            </w:pPr>
+            <w:r>
+              <w:rPr>
+                <w:rFonts w:ascii="Times New Roman" w:hAnsi="Times New Roman" w:cs="Times New Roman"/>
+                <w:sz w:val="28"/>
+                <w:szCs w:val="28"/>
+              </w:rPr>
+              <w:t>Сотрудники не вносят фактическое списание сырья после приготовления</w:t>
             </w:r>
           </w:p>
         </w:tc>
@@ -3299,18 +2635,17 @@
               <w:jc w:val="both"/>
               <w:rPr>
                 <w:rFonts w:ascii="Times New Roman" w:hAnsi="Times New Roman" w:cs="Times New Roman"/>
-                <w:b/>
-                <w:sz w:val="28"/>
-                <w:szCs w:val="28"/>
-              </w:rPr>
-            </w:pPr>
-            <w:r>
-              <w:rPr>
-                <w:rFonts w:ascii="Times New Roman" w:hAnsi="Times New Roman" w:cs="Times New Roman"/>
-                <w:sz w:val="28"/>
-                <w:szCs w:val="28"/>
-              </w:rPr>
-              <w:t>Списание происходит без участия оператора, с точностью до грамма, указанного в технологической карте</w:t>
+                <w:sz w:val="28"/>
+                <w:szCs w:val="28"/>
+              </w:rPr>
+            </w:pPr>
+            <w:r>
+              <w:rPr>
+                <w:rFonts w:ascii="Times New Roman" w:hAnsi="Times New Roman" w:cs="Times New Roman"/>
+                <w:sz w:val="28"/>
+                <w:szCs w:val="28"/>
+              </w:rPr>
+              <w:t>Остатки в системе расходятся с реальными, что приводит к нехватке ингредиентов в разгар производства</w:t>
             </w:r>
           </w:p>
         </w:tc>
@@ -3326,18 +2661,17 @@
               <w:jc w:val="both"/>
               <w:rPr>
                 <w:rFonts w:ascii="Times New Roman" w:hAnsi="Times New Roman" w:cs="Times New Roman"/>
-                <w:b/>
-                <w:sz w:val="28"/>
-                <w:szCs w:val="28"/>
-              </w:rPr>
-            </w:pPr>
-            <w:r>
-              <w:rPr>
-                <w:rFonts w:ascii="Times New Roman" w:hAnsi="Times New Roman" w:cs="Times New Roman"/>
-                <w:sz w:val="28"/>
-                <w:szCs w:val="28"/>
-              </w:rPr>
-              <w:t>Система должна уведомлять администратора о снижении остатка ингредиента ниже установленного минимального порога</w:t>
+                <w:sz w:val="28"/>
+                <w:szCs w:val="28"/>
+              </w:rPr>
+            </w:pPr>
+            <w:r>
+              <w:rPr>
+                <w:rFonts w:ascii="Times New Roman" w:hAnsi="Times New Roman" w:cs="Times New Roman"/>
+                <w:sz w:val="28"/>
+                <w:szCs w:val="28"/>
+              </w:rPr>
+              <w:t>Сбой или недоступность платежного шлюза в пиковую нагрузку</w:t>
             </w:r>
           </w:p>
         </w:tc>
@@ -3351,18 +2685,17 @@
               <w:jc w:val="both"/>
               <w:rPr>
                 <w:rFonts w:ascii="Times New Roman" w:hAnsi="Times New Roman" w:cs="Times New Roman"/>
-                <w:b/>
-                <w:sz w:val="28"/>
-                <w:szCs w:val="28"/>
-              </w:rPr>
-            </w:pPr>
-            <w:r>
-              <w:rPr>
-                <w:rFonts w:ascii="Times New Roman" w:hAnsi="Times New Roman" w:cs="Times New Roman"/>
-                <w:sz w:val="28"/>
-                <w:szCs w:val="28"/>
-              </w:rPr>
-              <w:t>Уведомление формируется не позднее чем через 5 минут после списания, приведшего остаток ниже порога</w:t>
+                <w:sz w:val="28"/>
+                <w:szCs w:val="28"/>
+              </w:rPr>
+            </w:pPr>
+            <w:r>
+              <w:rPr>
+                <w:rFonts w:ascii="Times New Roman" w:hAnsi="Times New Roman" w:cs="Times New Roman"/>
+                <w:sz w:val="28"/>
+                <w:szCs w:val="28"/>
+              </w:rPr>
+              <w:t>Потеря заказов и выручки, недовольство клиентов</w:t>
             </w:r>
           </w:p>
         </w:tc>
@@ -3378,34 +2711,17 @@
               <w:jc w:val="both"/>
               <w:rPr>
                 <w:rFonts w:ascii="Times New Roman" w:hAnsi="Times New Roman" w:cs="Times New Roman"/>
-                <w:b/>
-                <w:sz w:val="28"/>
-                <w:szCs w:val="28"/>
-              </w:rPr>
-            </w:pPr>
-            <w:r>
-              <w:rPr>
-                <w:rFonts w:ascii="Times New Roman" w:hAnsi="Times New Roman" w:cs="Times New Roman"/>
-                <w:sz w:val="28"/>
-                <w:szCs w:val="28"/>
-              </w:rPr>
-              <w:t>Система должна предоставлять клиенту расч</w:t>
-            </w:r>
-            <w:r>
-              <w:rPr>
-                <w:rFonts w:ascii="Times New Roman" w:hAnsi="Times New Roman" w:cs="Times New Roman"/>
-                <w:sz w:val="28"/>
-                <w:szCs w:val="28"/>
-              </w:rPr>
-              <w:t>е</w:t>
-            </w:r>
-            <w:r>
-              <w:rPr>
-                <w:rFonts w:ascii="Times New Roman" w:hAnsi="Times New Roman" w:cs="Times New Roman"/>
-                <w:sz w:val="28"/>
-                <w:szCs w:val="28"/>
-              </w:rPr>
-              <w:t>т стоимости индивидуального заказа по параметрам вес, начинка, декор и срочность</w:t>
+                <w:sz w:val="28"/>
+                <w:szCs w:val="28"/>
+              </w:rPr>
+            </w:pPr>
+            <w:r>
+              <w:rPr>
+                <w:rFonts w:ascii="Times New Roman" w:hAnsi="Times New Roman" w:cs="Times New Roman"/>
+                <w:sz w:val="28"/>
+                <w:szCs w:val="28"/>
+              </w:rPr>
+              <w:t>Утечка персональных данных клиентов</w:t>
             </w:r>
           </w:p>
         </w:tc>
@@ -3419,18 +2735,27 @@
               <w:jc w:val="both"/>
               <w:rPr>
                 <w:rFonts w:ascii="Times New Roman" w:hAnsi="Times New Roman" w:cs="Times New Roman"/>
-                <w:b/>
-                <w:sz w:val="28"/>
-                <w:szCs w:val="28"/>
-              </w:rPr>
-            </w:pPr>
-            <w:r>
-              <w:rPr>
-                <w:rFonts w:ascii="Times New Roman" w:hAnsi="Times New Roman" w:cs="Times New Roman"/>
-                <w:sz w:val="28"/>
-                <w:szCs w:val="28"/>
-              </w:rPr>
-              <w:t>Итоговая цена рассчитывается и отображается клиенту не более чем за 3 шага оформления заказа, без участия менеджера</w:t>
+                <w:sz w:val="28"/>
+                <w:szCs w:val="28"/>
+              </w:rPr>
+            </w:pPr>
+            <w:proofErr w:type="spellStart"/>
+            <w:r>
+              <w:rPr>
+                <w:rFonts w:ascii="Times New Roman" w:hAnsi="Times New Roman" w:cs="Times New Roman"/>
+                <w:sz w:val="28"/>
+                <w:szCs w:val="28"/>
+              </w:rPr>
+              <w:t>Репутационный</w:t>
+            </w:r>
+            <w:proofErr w:type="spellEnd"/>
+            <w:r>
+              <w:rPr>
+                <w:rFonts w:ascii="Times New Roman" w:hAnsi="Times New Roman" w:cs="Times New Roman"/>
+                <w:sz w:val="28"/>
+                <w:szCs w:val="28"/>
+              </w:rPr>
+              <w:t xml:space="preserve"> и юридический ущерб, штрафы по 152-ФЗ «О персональных данных»</w:t>
             </w:r>
           </w:p>
         </w:tc>
@@ -3446,18 +2771,17 @@
               <w:jc w:val="both"/>
               <w:rPr>
                 <w:rFonts w:ascii="Times New Roman" w:hAnsi="Times New Roman" w:cs="Times New Roman"/>
-                <w:b/>
-                <w:sz w:val="28"/>
-                <w:szCs w:val="28"/>
-              </w:rPr>
-            </w:pPr>
-            <w:r>
-              <w:rPr>
-                <w:rFonts w:ascii="Times New Roman" w:hAnsi="Times New Roman" w:cs="Times New Roman"/>
-                <w:sz w:val="28"/>
-                <w:szCs w:val="28"/>
-              </w:rPr>
-              <w:t>Система должна отображать клиенту актуальный статус заказа в личном кабинете</w:t>
+                <w:sz w:val="28"/>
+                <w:szCs w:val="28"/>
+              </w:rPr>
+            </w:pPr>
+            <w:r>
+              <w:rPr>
+                <w:rFonts w:ascii="Times New Roman" w:hAnsi="Times New Roman" w:cs="Times New Roman"/>
+                <w:sz w:val="28"/>
+                <w:szCs w:val="28"/>
+              </w:rPr>
+              <w:t>Сопротивление персонала переходу с привычных инструментов</w:t>
             </w:r>
           </w:p>
         </w:tc>
@@ -3471,18 +2795,17 @@
               <w:jc w:val="both"/>
               <w:rPr>
                 <w:rFonts w:ascii="Times New Roman" w:hAnsi="Times New Roman" w:cs="Times New Roman"/>
-                <w:b/>
-                <w:sz w:val="28"/>
-                <w:szCs w:val="28"/>
-              </w:rPr>
-            </w:pPr>
-            <w:r>
-              <w:rPr>
-                <w:rFonts w:ascii="Times New Roman" w:hAnsi="Times New Roman" w:cs="Times New Roman"/>
-                <w:sz w:val="28"/>
-                <w:szCs w:val="28"/>
-              </w:rPr>
-              <w:t>Статус обновляется не позднее чем через 1 минуту после его изменения администратором или кондитером</w:t>
+                <w:sz w:val="28"/>
+                <w:szCs w:val="28"/>
+              </w:rPr>
+            </w:pPr>
+            <w:r>
+              <w:rPr>
+                <w:rFonts w:ascii="Times New Roman" w:hAnsi="Times New Roman" w:cs="Times New Roman"/>
+                <w:sz w:val="28"/>
+                <w:szCs w:val="28"/>
+              </w:rPr>
+              <w:t>Параллельное ведение двух систем учета и потеря выгоды от автоматизации</w:t>
             </w:r>
           </w:p>
         </w:tc>
@@ -3509,7 +2832,7 @@
                 <w:sz w:val="28"/>
                 <w:szCs w:val="28"/>
               </w:rPr>
-              <w:t>Система должна формировать производственный календарь кухни на выбранную дату</w:t>
+              <w:t>Курьер не укладывается в выбранный клиентом временной слот доставки</w:t>
             </w:r>
           </w:p>
         </w:tc>
@@ -3534,7 +2857,25 @@
                 <w:sz w:val="28"/>
                 <w:szCs w:val="28"/>
               </w:rPr>
-              <w:t>Список заказов на дату отсортирован по времени выдачи и обновляется при добавлении нового заказа без перезагрузки страницы</w:t>
+              <w:t xml:space="preserve">Порча скоропортящегося изделия, отказ клиента от заказа, </w:t>
+            </w:r>
+            <w:proofErr w:type="spellStart"/>
+            <w:r>
+              <w:rPr>
+                <w:rFonts w:ascii="Times New Roman" w:hAnsi="Times New Roman" w:cs="Times New Roman"/>
+                <w:sz w:val="28"/>
+                <w:szCs w:val="28"/>
+              </w:rPr>
+              <w:t>репутационные</w:t>
+            </w:r>
+            <w:proofErr w:type="spellEnd"/>
+            <w:r>
+              <w:rPr>
+                <w:rFonts w:ascii="Times New Roman" w:hAnsi="Times New Roman" w:cs="Times New Roman"/>
+                <w:sz w:val="28"/>
+                <w:szCs w:val="28"/>
+              </w:rPr>
+              <w:t xml:space="preserve"> потери</w:t>
             </w:r>
           </w:p>
         </w:tc>
@@ -3561,7 +2902,7 @@
                 <w:sz w:val="28"/>
                 <w:szCs w:val="28"/>
               </w:rPr>
-              <w:t>Система должна отмечать партии сырья с истекающим сроком годности</w:t>
+              <w:t>Повреждение или деформация кондитерского изделия при транспортировке</w:t>
             </w:r>
           </w:p>
         </w:tc>
@@ -3586,48 +2927,964 @@
                 <w:sz w:val="28"/>
                 <w:szCs w:val="28"/>
               </w:rPr>
-              <w:t xml:space="preserve">Индикатор появляется на складском экране за 3 дня до истечения срока годности партии и снимается после </w:t>
-            </w:r>
-            <w:r>
-              <w:rPr>
-                <w:rFonts w:ascii="Times New Roman" w:hAnsi="Times New Roman" w:cs="Times New Roman"/>
-                <w:sz w:val="28"/>
-                <w:szCs w:val="28"/>
-              </w:rPr>
-              <w:lastRenderedPageBreak/>
-              <w:t>е</w:t>
-            </w:r>
-            <w:r>
-              <w:rPr>
-                <w:rFonts w:ascii="Times New Roman" w:hAnsi="Times New Roman" w:cs="Times New Roman"/>
-                <w:sz w:val="28"/>
-                <w:szCs w:val="28"/>
-              </w:rPr>
-              <w:t>е</w:t>
-            </w:r>
-            <w:r>
-              <w:rPr>
-                <w:rFonts w:ascii="Times New Roman" w:hAnsi="Times New Roman" w:cs="Times New Roman"/>
-                <w:sz w:val="28"/>
-                <w:szCs w:val="28"/>
-              </w:rPr>
-              <w:t xml:space="preserve"> списания или подтвержд</w:t>
-            </w:r>
-            <w:r>
-              <w:rPr>
-                <w:rFonts w:ascii="Times New Roman" w:hAnsi="Times New Roman" w:cs="Times New Roman"/>
-                <w:sz w:val="28"/>
-                <w:szCs w:val="28"/>
-              </w:rPr>
-              <w:t>е</w:t>
-            </w:r>
-            <w:r>
-              <w:rPr>
-                <w:rFonts w:ascii="Times New Roman" w:hAnsi="Times New Roman" w:cs="Times New Roman"/>
-                <w:sz w:val="28"/>
-                <w:szCs w:val="28"/>
-              </w:rPr>
-              <w:t>нной утилизации</w:t>
+              <w:t>Финансовые потери на возврат или переделку заказа, негативные отзывы клиентов</w:t>
+            </w:r>
+          </w:p>
+        </w:tc>
+      </w:tr>
+    </w:tbl>
+    <w:p>
+      <w:pPr>
+        <w:spacing w:before="240" w:after="200" w:line="360" w:lineRule="auto"/>
+        <w:jc w:val="both"/>
+        <w:rPr>
+          <w:rFonts w:ascii="Times New Roman" w:hAnsi="Times New Roman" w:cs="Times New Roman"/>
+          <w:b/>
+          <w:sz w:val="28"/>
+          <w:szCs w:val="28"/>
+        </w:rPr>
+      </w:pPr>
+    </w:p>
+    <w:p>
+      <w:pPr>
+        <w:rPr>
+          <w:rFonts w:ascii="Times New Roman" w:hAnsi="Times New Roman" w:cs="Times New Roman"/>
+          <w:b/>
+          <w:sz w:val="28"/>
+          <w:szCs w:val="28"/>
+        </w:rPr>
+      </w:pPr>
+      <w:r>
+        <w:rPr>
+          <w:rFonts w:ascii="Times New Roman" w:hAnsi="Times New Roman" w:cs="Times New Roman"/>
+          <w:b/>
+          <w:sz w:val="28"/>
+          <w:szCs w:val="28"/>
+        </w:rPr>
+        <w:br w:type="page"/>
+      </w:r>
+    </w:p>
+    <w:p>
+      <w:pPr>
+        <w:pStyle w:val="a3"/>
+        <w:numPr>
+          <w:ilvl w:val="0"/>
+          <w:numId w:val="2"/>
+        </w:numPr>
+        <w:spacing w:before="240" w:after="200" w:line="360" w:lineRule="auto"/>
+        <w:ind w:left="1066" w:hanging="357"/>
+        <w:contextualSpacing w:val="0"/>
+        <w:jc w:val="both"/>
+        <w:rPr>
+          <w:rFonts w:ascii="Times New Roman" w:hAnsi="Times New Roman" w:cs="Times New Roman"/>
+          <w:b/>
+          <w:sz w:val="28"/>
+          <w:szCs w:val="28"/>
+        </w:rPr>
+      </w:pPr>
+      <w:r>
+        <w:rPr>
+          <w:rFonts w:ascii="Times New Roman" w:hAnsi="Times New Roman" w:cs="Times New Roman"/>
+          <w:b/>
+          <w:sz w:val="28"/>
+          <w:szCs w:val="28"/>
+        </w:rPr>
+        <w:lastRenderedPageBreak/>
+        <w:t>Этические и правовые ограничения</w:t>
+      </w:r>
+    </w:p>
+    <w:p>
+      <w:pPr>
+        <w:spacing w:after="0" w:line="360" w:lineRule="auto"/>
+        <w:ind w:firstLine="709"/>
+        <w:jc w:val="both"/>
+        <w:rPr>
+          <w:rFonts w:ascii="Times New Roman" w:hAnsi="Times New Roman" w:cs="Times New Roman"/>
+          <w:sz w:val="28"/>
+          <w:szCs w:val="28"/>
+        </w:rPr>
+      </w:pPr>
+      <w:r>
+        <w:rPr>
+          <w:rFonts w:ascii="Times New Roman" w:hAnsi="Times New Roman" w:cs="Times New Roman"/>
+          <w:sz w:val="28"/>
+          <w:szCs w:val="28"/>
+        </w:rPr>
+        <w:t>Система обрабатывает данные двух видов: персональные данные клиента и коммерческие данные предприятия, утечка которых способна нанести ощутимый ущерб как клиенту, так и владельцу бизнеса.</w:t>
+      </w:r>
+    </w:p>
+    <w:p>
+      <w:pPr>
+        <w:spacing w:after="0" w:line="360" w:lineRule="auto"/>
+        <w:ind w:firstLine="709"/>
+        <w:jc w:val="both"/>
+        <w:rPr>
+          <w:rFonts w:ascii="Times New Roman" w:hAnsi="Times New Roman" w:cs="Times New Roman"/>
+          <w:sz w:val="28"/>
+          <w:szCs w:val="28"/>
+        </w:rPr>
+      </w:pPr>
+      <w:r>
+        <w:rPr>
+          <w:rFonts w:ascii="Times New Roman" w:hAnsi="Times New Roman" w:cs="Times New Roman"/>
+          <w:sz w:val="28"/>
+          <w:szCs w:val="28"/>
+        </w:rPr>
+        <w:t>Потенциальным вредом является то, что раскрытие данных о закупочных ценах и себестоимости третьим лицам подрывает конкурентное положение кондитерской на рынке, а утечка персональных данных клиентов создает риск использования этой информации в мошеннических целях.</w:t>
+      </w:r>
+    </w:p>
+    <w:p>
+      <w:pPr>
+        <w:spacing w:after="0" w:line="360" w:lineRule="auto"/>
+        <w:ind w:firstLine="709"/>
+        <w:jc w:val="both"/>
+        <w:rPr>
+          <w:rFonts w:ascii="Times New Roman" w:hAnsi="Times New Roman" w:cs="Times New Roman"/>
+          <w:sz w:val="28"/>
+          <w:szCs w:val="28"/>
+        </w:rPr>
+      </w:pPr>
+      <w:r>
+        <w:rPr>
+          <w:rFonts w:ascii="Times New Roman" w:hAnsi="Times New Roman" w:cs="Times New Roman"/>
+          <w:sz w:val="28"/>
+          <w:szCs w:val="28"/>
+        </w:rPr>
+        <w:t>Правовые ограничения, применимые к системе:</w:t>
+      </w:r>
+    </w:p>
+    <w:p>
+      <w:pPr>
+        <w:pStyle w:val="a3"/>
+        <w:numPr>
+          <w:ilvl w:val="0"/>
+          <w:numId w:val="14"/>
+        </w:numPr>
+        <w:spacing w:after="0" w:line="360" w:lineRule="auto"/>
+        <w:ind w:left="0" w:firstLine="709"/>
+        <w:jc w:val="both"/>
+        <w:rPr>
+          <w:rFonts w:ascii="Times New Roman" w:hAnsi="Times New Roman" w:cs="Times New Roman"/>
+          <w:sz w:val="28"/>
+          <w:szCs w:val="28"/>
+        </w:rPr>
+      </w:pPr>
+      <w:r>
+        <w:rPr>
+          <w:rFonts w:ascii="Times New Roman" w:hAnsi="Times New Roman" w:cs="Times New Roman"/>
+          <w:sz w:val="28"/>
+          <w:szCs w:val="28"/>
+        </w:rPr>
+        <w:t>обязательное получение согласия клиента на обработку персональных данных до оформления первого заказа, в соответствии с 152-ФЗ «О персональных данных»;</w:t>
+      </w:r>
+    </w:p>
+    <w:p>
+      <w:pPr>
+        <w:pStyle w:val="a3"/>
+        <w:numPr>
+          <w:ilvl w:val="0"/>
+          <w:numId w:val="14"/>
+        </w:numPr>
+        <w:spacing w:after="0" w:line="360" w:lineRule="auto"/>
+        <w:ind w:left="0" w:firstLine="709"/>
+        <w:jc w:val="both"/>
+        <w:rPr>
+          <w:rFonts w:ascii="Times New Roman" w:hAnsi="Times New Roman" w:cs="Times New Roman"/>
+          <w:sz w:val="28"/>
+          <w:szCs w:val="28"/>
+        </w:rPr>
+      </w:pPr>
+      <w:r>
+        <w:rPr>
+          <w:rFonts w:ascii="Times New Roman" w:hAnsi="Times New Roman" w:cs="Times New Roman"/>
+          <w:sz w:val="28"/>
+          <w:szCs w:val="28"/>
+        </w:rPr>
+        <w:t>достоверное указание состава изделия и содержащихся в нем аллергенов, поскольку недостоверная информация о составе может причинить вред здоровью клиента;</w:t>
+      </w:r>
+    </w:p>
+    <w:p>
+      <w:pPr>
+        <w:pStyle w:val="a3"/>
+        <w:numPr>
+          <w:ilvl w:val="0"/>
+          <w:numId w:val="14"/>
+        </w:numPr>
+        <w:spacing w:after="0" w:line="360" w:lineRule="auto"/>
+        <w:ind w:left="0" w:firstLine="709"/>
+        <w:jc w:val="both"/>
+        <w:rPr>
+          <w:rFonts w:ascii="Times New Roman" w:hAnsi="Times New Roman" w:cs="Times New Roman"/>
+          <w:sz w:val="28"/>
+          <w:szCs w:val="28"/>
+        </w:rPr>
+      </w:pPr>
+      <w:r>
+        <w:rPr>
+          <w:rFonts w:ascii="Times New Roman" w:hAnsi="Times New Roman" w:cs="Times New Roman"/>
+          <w:sz w:val="28"/>
+          <w:szCs w:val="28"/>
+        </w:rPr>
+        <w:t>обеспечение права клиента на доступ к своим данным, их изменение и удаление по запросу;</w:t>
+      </w:r>
+    </w:p>
+    <w:p>
+      <w:pPr>
+        <w:pStyle w:val="a3"/>
+        <w:numPr>
+          <w:ilvl w:val="0"/>
+          <w:numId w:val="14"/>
+        </w:numPr>
+        <w:spacing w:after="0" w:line="360" w:lineRule="auto"/>
+        <w:ind w:left="0" w:firstLine="709"/>
+        <w:jc w:val="both"/>
+        <w:rPr>
+          <w:rFonts w:ascii="Times New Roman" w:hAnsi="Times New Roman" w:cs="Times New Roman"/>
+          <w:sz w:val="28"/>
+          <w:szCs w:val="28"/>
+        </w:rPr>
+      </w:pPr>
+      <w:r>
+        <w:rPr>
+          <w:rFonts w:ascii="Times New Roman" w:hAnsi="Times New Roman" w:cs="Times New Roman"/>
+          <w:sz w:val="28"/>
+          <w:szCs w:val="28"/>
+        </w:rPr>
+        <w:t>ограничение доступа сотрудников к финансовым показателям в соответствии с их ролью в системе;</w:t>
+      </w:r>
+    </w:p>
+    <w:p>
+      <w:pPr>
+        <w:pStyle w:val="a3"/>
+        <w:numPr>
+          <w:ilvl w:val="0"/>
+          <w:numId w:val="14"/>
+        </w:numPr>
+        <w:spacing w:after="0" w:line="360" w:lineRule="auto"/>
+        <w:ind w:left="0" w:firstLine="709"/>
+        <w:jc w:val="both"/>
+        <w:rPr>
+          <w:rFonts w:ascii="Times New Roman" w:hAnsi="Times New Roman" w:cs="Times New Roman"/>
+          <w:sz w:val="28"/>
+          <w:szCs w:val="28"/>
+        </w:rPr>
+      </w:pPr>
+      <w:r>
+        <w:rPr>
+          <w:rFonts w:ascii="Times New Roman" w:hAnsi="Times New Roman" w:cs="Times New Roman"/>
+          <w:sz w:val="28"/>
+          <w:szCs w:val="28"/>
+        </w:rPr>
+        <w:t>соблюдение требований платежной системы к обработке банковских данных, а именно система не должна хранить полные реквизиты карты клиента;</w:t>
+      </w:r>
+    </w:p>
+    <w:p>
+      <w:pPr>
+        <w:pStyle w:val="a3"/>
+        <w:numPr>
+          <w:ilvl w:val="0"/>
+          <w:numId w:val="14"/>
+        </w:numPr>
+        <w:spacing w:after="0" w:line="360" w:lineRule="auto"/>
+        <w:ind w:left="0" w:firstLine="709"/>
+        <w:jc w:val="both"/>
+        <w:rPr>
+          <w:rFonts w:ascii="Times New Roman" w:hAnsi="Times New Roman" w:cs="Times New Roman"/>
+          <w:sz w:val="28"/>
+          <w:szCs w:val="28"/>
+        </w:rPr>
+      </w:pPr>
+      <w:r>
+        <w:rPr>
+          <w:rFonts w:ascii="Times New Roman" w:hAnsi="Times New Roman" w:cs="Times New Roman"/>
+          <w:sz w:val="28"/>
+          <w:szCs w:val="28"/>
+        </w:rPr>
+        <w:t>обработка данных курьера и адреса доставки клиента как персональных данных требует их защиты и ограничения доступа только уполномоченным сотрудникам в соответствии с 152-ФЗ «О персональных данных».</w:t>
+      </w:r>
+    </w:p>
+    <w:p>
+      <w:pPr>
+        <w:rPr>
+          <w:rFonts w:ascii="Times New Roman" w:hAnsi="Times New Roman" w:cs="Times New Roman"/>
+          <w:b/>
+          <w:sz w:val="28"/>
+          <w:szCs w:val="28"/>
+        </w:rPr>
+      </w:pPr>
+      <w:r>
+        <w:rPr>
+          <w:rFonts w:ascii="Times New Roman" w:hAnsi="Times New Roman" w:cs="Times New Roman"/>
+          <w:b/>
+          <w:sz w:val="28"/>
+          <w:szCs w:val="28"/>
+        </w:rPr>
+        <w:br w:type="page"/>
+      </w:r>
+    </w:p>
+    <w:p>
+      <w:pPr>
+        <w:pStyle w:val="a3"/>
+        <w:numPr>
+          <w:ilvl w:val="0"/>
+          <w:numId w:val="2"/>
+        </w:numPr>
+        <w:spacing w:before="240" w:after="200" w:line="360" w:lineRule="auto"/>
+        <w:ind w:left="1066" w:hanging="357"/>
+        <w:contextualSpacing w:val="0"/>
+        <w:jc w:val="both"/>
+        <w:rPr>
+          <w:rFonts w:ascii="Times New Roman" w:hAnsi="Times New Roman" w:cs="Times New Roman"/>
+          <w:b/>
+          <w:sz w:val="28"/>
+          <w:szCs w:val="28"/>
+        </w:rPr>
+      </w:pPr>
+      <w:r>
+        <w:rPr>
+          <w:rFonts w:ascii="Times New Roman" w:hAnsi="Times New Roman" w:cs="Times New Roman"/>
+          <w:b/>
+          <w:sz w:val="28"/>
+          <w:szCs w:val="28"/>
+        </w:rPr>
+        <w:lastRenderedPageBreak/>
+        <w:t>Первичные требования</w:t>
+      </w:r>
+    </w:p>
+    <w:p>
+      <w:pPr>
+        <w:spacing w:before="240" w:after="200" w:line="360" w:lineRule="auto"/>
+        <w:ind w:firstLine="709"/>
+        <w:jc w:val="both"/>
+        <w:rPr>
+          <w:rFonts w:ascii="Times New Roman" w:hAnsi="Times New Roman" w:cs="Times New Roman"/>
+          <w:sz w:val="28"/>
+          <w:szCs w:val="28"/>
+        </w:rPr>
+      </w:pPr>
+      <w:r>
+        <w:rPr>
+          <w:rFonts w:ascii="Times New Roman" w:hAnsi="Times New Roman" w:cs="Times New Roman"/>
+          <w:sz w:val="28"/>
+          <w:szCs w:val="28"/>
+        </w:rPr>
+        <w:t>В данном разделе рассмотрены первичные требования для программного продукта. Д</w:t>
+      </w:r>
+      <w:bookmarkStart w:id="0" w:name="_GoBack"/>
+      <w:bookmarkEnd w:id="0"/>
+      <w:r>
+        <w:rPr>
+          <w:rFonts w:ascii="Times New Roman" w:hAnsi="Times New Roman" w:cs="Times New Roman"/>
+          <w:sz w:val="28"/>
+          <w:szCs w:val="28"/>
+        </w:rPr>
+        <w:t>анные представлены в таблице 4</w:t>
+      </w:r>
+    </w:p>
+    <w:p>
+      <w:pPr>
+        <w:spacing w:before="240" w:after="200" w:line="360" w:lineRule="auto"/>
+        <w:jc w:val="both"/>
+        <w:rPr>
+          <w:rFonts w:ascii="Times New Roman" w:hAnsi="Times New Roman" w:cs="Times New Roman"/>
+          <w:sz w:val="28"/>
+          <w:szCs w:val="28"/>
+        </w:rPr>
+      </w:pPr>
+      <w:r>
+        <w:rPr>
+          <w:rFonts w:ascii="Times New Roman" w:hAnsi="Times New Roman" w:cs="Times New Roman"/>
+          <w:sz w:val="28"/>
+          <w:szCs w:val="28"/>
+        </w:rPr>
+        <w:t>Таблица 4 – Первичные требования</w:t>
+      </w:r>
+    </w:p>
+    <w:tbl>
+      <w:tblPr>
+        <w:tblStyle w:val="a4"/>
+        <w:tblW w:w="0" w:type="auto"/>
+        <w:tblLook w:val="04A0" w:firstRow="1" w:lastRow="0" w:firstColumn="1" w:lastColumn="0" w:noHBand="0" w:noVBand="1"/>
+      </w:tblPr>
+      <w:tblGrid>
+        <w:gridCol w:w="4672"/>
+        <w:gridCol w:w="4673"/>
+      </w:tblGrid>
+      <w:tr>
+        <w:tc>
+          <w:tcPr>
+            <w:tcW w:w="4672" w:type="dxa"/>
+          </w:tcPr>
+          <w:p>
+            <w:pPr>
+              <w:spacing w:line="360" w:lineRule="auto"/>
+              <w:jc w:val="center"/>
+              <w:rPr>
+                <w:rFonts w:ascii="Times New Roman" w:hAnsi="Times New Roman" w:cs="Times New Roman"/>
+                <w:b/>
+                <w:sz w:val="28"/>
+                <w:szCs w:val="28"/>
+              </w:rPr>
+            </w:pPr>
+            <w:r>
+              <w:rPr>
+                <w:rFonts w:ascii="Times New Roman" w:hAnsi="Times New Roman" w:cs="Times New Roman"/>
+                <w:b/>
+                <w:sz w:val="28"/>
+                <w:szCs w:val="28"/>
+              </w:rPr>
+              <w:t>Требования</w:t>
+            </w:r>
+          </w:p>
+        </w:tc>
+        <w:tc>
+          <w:tcPr>
+            <w:tcW w:w="4673" w:type="dxa"/>
+          </w:tcPr>
+          <w:p>
+            <w:pPr>
+              <w:spacing w:line="360" w:lineRule="auto"/>
+              <w:jc w:val="center"/>
+              <w:rPr>
+                <w:rFonts w:ascii="Times New Roman" w:hAnsi="Times New Roman" w:cs="Times New Roman"/>
+                <w:b/>
+                <w:sz w:val="28"/>
+                <w:szCs w:val="28"/>
+              </w:rPr>
+            </w:pPr>
+            <w:r>
+              <w:rPr>
+                <w:rFonts w:ascii="Times New Roman" w:hAnsi="Times New Roman" w:cs="Times New Roman"/>
+                <w:b/>
+                <w:sz w:val="28"/>
+                <w:szCs w:val="28"/>
+              </w:rPr>
+              <w:t>Критерий проверки</w:t>
+            </w:r>
+          </w:p>
+        </w:tc>
+      </w:tr>
+      <w:tr>
+        <w:tc>
+          <w:tcPr>
+            <w:tcW w:w="4672" w:type="dxa"/>
+          </w:tcPr>
+          <w:p>
+            <w:pPr>
+              <w:spacing w:line="360" w:lineRule="auto"/>
+              <w:jc w:val="both"/>
+              <w:rPr>
+                <w:rFonts w:ascii="Times New Roman" w:hAnsi="Times New Roman" w:cs="Times New Roman"/>
+                <w:b/>
+                <w:sz w:val="28"/>
+                <w:szCs w:val="28"/>
+              </w:rPr>
+            </w:pPr>
+            <w:r>
+              <w:rPr>
+                <w:rFonts w:ascii="Times New Roman" w:hAnsi="Times New Roman" w:cs="Times New Roman"/>
+                <w:sz w:val="28"/>
+                <w:szCs w:val="28"/>
+              </w:rPr>
+              <w:t>Система должна рассчитывать себестоимость изделия на основе технологической карты и текущих закупочных цен на сырье</w:t>
+            </w:r>
+          </w:p>
+        </w:tc>
+        <w:tc>
+          <w:tcPr>
+            <w:tcW w:w="4673" w:type="dxa"/>
+          </w:tcPr>
+          <w:p>
+            <w:pPr>
+              <w:spacing w:line="360" w:lineRule="auto"/>
+              <w:jc w:val="both"/>
+              <w:rPr>
+                <w:rFonts w:ascii="Times New Roman" w:hAnsi="Times New Roman" w:cs="Times New Roman"/>
+                <w:b/>
+                <w:sz w:val="28"/>
+                <w:szCs w:val="28"/>
+              </w:rPr>
+            </w:pPr>
+            <w:r>
+              <w:rPr>
+                <w:rFonts w:ascii="Times New Roman" w:hAnsi="Times New Roman" w:cs="Times New Roman"/>
+                <w:sz w:val="28"/>
+                <w:szCs w:val="28"/>
+              </w:rPr>
+              <w:t>Расчет отображается не более чем за 2 секунды после изменения состава заказа или закупочной цены ингредиента</w:t>
+            </w:r>
+          </w:p>
+        </w:tc>
+      </w:tr>
+      <w:tr>
+        <w:tc>
+          <w:tcPr>
+            <w:tcW w:w="4672" w:type="dxa"/>
+          </w:tcPr>
+          <w:p>
+            <w:pPr>
+              <w:spacing w:line="360" w:lineRule="auto"/>
+              <w:jc w:val="both"/>
+              <w:rPr>
+                <w:rFonts w:ascii="Times New Roman" w:hAnsi="Times New Roman" w:cs="Times New Roman"/>
+                <w:b/>
+                <w:sz w:val="28"/>
+                <w:szCs w:val="28"/>
+              </w:rPr>
+            </w:pPr>
+            <w:r>
+              <w:rPr>
+                <w:rFonts w:ascii="Times New Roman" w:hAnsi="Times New Roman" w:cs="Times New Roman"/>
+                <w:sz w:val="28"/>
+                <w:szCs w:val="28"/>
+              </w:rPr>
+              <w:t>Система должна автоматически списывать сырье со склада по технологической карте при отметке заказа кондитером как «выполнен»</w:t>
+            </w:r>
+          </w:p>
+        </w:tc>
+        <w:tc>
+          <w:tcPr>
+            <w:tcW w:w="4673" w:type="dxa"/>
+          </w:tcPr>
+          <w:p>
+            <w:pPr>
+              <w:spacing w:line="360" w:lineRule="auto"/>
+              <w:jc w:val="both"/>
+              <w:rPr>
+                <w:rFonts w:ascii="Times New Roman" w:hAnsi="Times New Roman" w:cs="Times New Roman"/>
+                <w:b/>
+                <w:sz w:val="28"/>
+                <w:szCs w:val="28"/>
+              </w:rPr>
+            </w:pPr>
+            <w:r>
+              <w:rPr>
+                <w:rFonts w:ascii="Times New Roman" w:hAnsi="Times New Roman" w:cs="Times New Roman"/>
+                <w:sz w:val="28"/>
+                <w:szCs w:val="28"/>
+              </w:rPr>
+              <w:t>Списание происходит без участия оператора, с точностью до грамма, указанного в технологической карте</w:t>
+            </w:r>
+          </w:p>
+        </w:tc>
+      </w:tr>
+      <w:tr>
+        <w:tc>
+          <w:tcPr>
+            <w:tcW w:w="4672" w:type="dxa"/>
+          </w:tcPr>
+          <w:p>
+            <w:pPr>
+              <w:spacing w:line="360" w:lineRule="auto"/>
+              <w:jc w:val="both"/>
+              <w:rPr>
+                <w:rFonts w:ascii="Times New Roman" w:hAnsi="Times New Roman" w:cs="Times New Roman"/>
+                <w:b/>
+                <w:sz w:val="28"/>
+                <w:szCs w:val="28"/>
+              </w:rPr>
+            </w:pPr>
+            <w:r>
+              <w:rPr>
+                <w:rFonts w:ascii="Times New Roman" w:hAnsi="Times New Roman" w:cs="Times New Roman"/>
+                <w:sz w:val="28"/>
+                <w:szCs w:val="28"/>
+              </w:rPr>
+              <w:t>Система должна уведомлять администратора о снижении остатка ингредиента ниже установленного минимального порога</w:t>
+            </w:r>
+          </w:p>
+        </w:tc>
+        <w:tc>
+          <w:tcPr>
+            <w:tcW w:w="4673" w:type="dxa"/>
+          </w:tcPr>
+          <w:p>
+            <w:pPr>
+              <w:spacing w:line="360" w:lineRule="auto"/>
+              <w:jc w:val="both"/>
+              <w:rPr>
+                <w:rFonts w:ascii="Times New Roman" w:hAnsi="Times New Roman" w:cs="Times New Roman"/>
+                <w:b/>
+                <w:sz w:val="28"/>
+                <w:szCs w:val="28"/>
+              </w:rPr>
+            </w:pPr>
+            <w:r>
+              <w:rPr>
+                <w:rFonts w:ascii="Times New Roman" w:hAnsi="Times New Roman" w:cs="Times New Roman"/>
+                <w:sz w:val="28"/>
+                <w:szCs w:val="28"/>
+              </w:rPr>
+              <w:t>Уведомление формируется не позднее чем через 5 минут после списания, приведшего остаток ниже порога</w:t>
+            </w:r>
+          </w:p>
+        </w:tc>
+      </w:tr>
+      <w:tr>
+        <w:tc>
+          <w:tcPr>
+            <w:tcW w:w="4672" w:type="dxa"/>
+          </w:tcPr>
+          <w:p>
+            <w:pPr>
+              <w:spacing w:line="360" w:lineRule="auto"/>
+              <w:jc w:val="both"/>
+              <w:rPr>
+                <w:rFonts w:ascii="Times New Roman" w:hAnsi="Times New Roman" w:cs="Times New Roman"/>
+                <w:b/>
+                <w:sz w:val="28"/>
+                <w:szCs w:val="28"/>
+              </w:rPr>
+            </w:pPr>
+            <w:r>
+              <w:rPr>
+                <w:rFonts w:ascii="Times New Roman" w:hAnsi="Times New Roman" w:cs="Times New Roman"/>
+                <w:sz w:val="28"/>
+                <w:szCs w:val="28"/>
+              </w:rPr>
+              <w:t>Система должна предоставлять клиенту расчет стоимости индивидуального заказа по параметрам вес, начинка, декор и срочность</w:t>
+            </w:r>
+          </w:p>
+        </w:tc>
+        <w:tc>
+          <w:tcPr>
+            <w:tcW w:w="4673" w:type="dxa"/>
+          </w:tcPr>
+          <w:p>
+            <w:pPr>
+              <w:spacing w:line="360" w:lineRule="auto"/>
+              <w:jc w:val="both"/>
+              <w:rPr>
+                <w:rFonts w:ascii="Times New Roman" w:hAnsi="Times New Roman" w:cs="Times New Roman"/>
+                <w:b/>
+                <w:sz w:val="28"/>
+                <w:szCs w:val="28"/>
+              </w:rPr>
+            </w:pPr>
+            <w:r>
+              <w:rPr>
+                <w:rFonts w:ascii="Times New Roman" w:hAnsi="Times New Roman" w:cs="Times New Roman"/>
+                <w:sz w:val="28"/>
+                <w:szCs w:val="28"/>
+              </w:rPr>
+              <w:t>Итоговая цена рассчитывается и отображается клиенту не более чем за 3 шага оформления заказа, без участия менеджера</w:t>
+            </w:r>
+          </w:p>
+        </w:tc>
+      </w:tr>
+      <w:tr>
+        <w:tc>
+          <w:tcPr>
+            <w:tcW w:w="4672" w:type="dxa"/>
+          </w:tcPr>
+          <w:p>
+            <w:pPr>
+              <w:spacing w:line="360" w:lineRule="auto"/>
+              <w:jc w:val="both"/>
+              <w:rPr>
+                <w:rFonts w:ascii="Times New Roman" w:hAnsi="Times New Roman" w:cs="Times New Roman"/>
+                <w:b/>
+                <w:sz w:val="28"/>
+                <w:szCs w:val="28"/>
+              </w:rPr>
+            </w:pPr>
+            <w:r>
+              <w:rPr>
+                <w:rFonts w:ascii="Times New Roman" w:hAnsi="Times New Roman" w:cs="Times New Roman"/>
+                <w:sz w:val="28"/>
+                <w:szCs w:val="28"/>
+              </w:rPr>
+              <w:t>Система должна отображать клиенту актуальный статус заказа в личном кабинете</w:t>
+            </w:r>
+          </w:p>
+        </w:tc>
+        <w:tc>
+          <w:tcPr>
+            <w:tcW w:w="4673" w:type="dxa"/>
+          </w:tcPr>
+          <w:p>
+            <w:pPr>
+              <w:spacing w:line="360" w:lineRule="auto"/>
+              <w:jc w:val="both"/>
+              <w:rPr>
+                <w:rFonts w:ascii="Times New Roman" w:hAnsi="Times New Roman" w:cs="Times New Roman"/>
+                <w:b/>
+                <w:sz w:val="28"/>
+                <w:szCs w:val="28"/>
+              </w:rPr>
+            </w:pPr>
+            <w:r>
+              <w:rPr>
+                <w:rFonts w:ascii="Times New Roman" w:hAnsi="Times New Roman" w:cs="Times New Roman"/>
+                <w:sz w:val="28"/>
+                <w:szCs w:val="28"/>
+              </w:rPr>
+              <w:t>Статус обновляется не позднее чем через 1 минуту после его изменения администратором или кондитером</w:t>
+            </w:r>
+          </w:p>
+        </w:tc>
+      </w:tr>
+    </w:tbl>
+    <w:p/>
+    <w:p/>
+    <w:p/>
+    <w:p/>
+    <w:p>
+      <w:pPr>
+        <w:rPr>
+          <w:rFonts w:ascii="Times New Roman" w:hAnsi="Times New Roman" w:cs="Times New Roman"/>
+          <w:sz w:val="28"/>
+          <w:szCs w:val="28"/>
+        </w:rPr>
+      </w:pPr>
+      <w:r>
+        <w:rPr>
+          <w:rFonts w:ascii="Times New Roman" w:hAnsi="Times New Roman" w:cs="Times New Roman"/>
+          <w:sz w:val="28"/>
+          <w:szCs w:val="28"/>
+        </w:rPr>
+        <w:lastRenderedPageBreak/>
+        <w:t>Продолжение таблицы 4</w:t>
+      </w:r>
+    </w:p>
+    <w:tbl>
+      <w:tblPr>
+        <w:tblStyle w:val="a4"/>
+        <w:tblW w:w="0" w:type="auto"/>
+        <w:tblLook w:val="04A0" w:firstRow="1" w:lastRow="0" w:firstColumn="1" w:lastColumn="0" w:noHBand="0" w:noVBand="1"/>
+      </w:tblPr>
+      <w:tblGrid>
+        <w:gridCol w:w="4672"/>
+        <w:gridCol w:w="4673"/>
+      </w:tblGrid>
+      <w:tr>
+        <w:tc>
+          <w:tcPr>
+            <w:tcW w:w="4672" w:type="dxa"/>
+          </w:tcPr>
+          <w:p>
+            <w:pPr>
+              <w:spacing w:line="360" w:lineRule="auto"/>
+              <w:jc w:val="both"/>
+              <w:rPr>
+                <w:rFonts w:ascii="Times New Roman" w:hAnsi="Times New Roman" w:cs="Times New Roman"/>
+                <w:b/>
+                <w:sz w:val="28"/>
+                <w:szCs w:val="28"/>
+              </w:rPr>
+            </w:pPr>
+            <w:r>
+              <w:rPr>
+                <w:rFonts w:ascii="Times New Roman" w:hAnsi="Times New Roman" w:cs="Times New Roman"/>
+                <w:sz w:val="28"/>
+                <w:szCs w:val="28"/>
+              </w:rPr>
+              <w:t>Система должна формировать производственный календарь кухни на выбранную дату</w:t>
+            </w:r>
+          </w:p>
+        </w:tc>
+        <w:tc>
+          <w:tcPr>
+            <w:tcW w:w="4673" w:type="dxa"/>
+          </w:tcPr>
+          <w:p>
+            <w:pPr>
+              <w:spacing w:line="360" w:lineRule="auto"/>
+              <w:jc w:val="both"/>
+              <w:rPr>
+                <w:rFonts w:ascii="Times New Roman" w:hAnsi="Times New Roman" w:cs="Times New Roman"/>
+                <w:b/>
+                <w:sz w:val="28"/>
+                <w:szCs w:val="28"/>
+              </w:rPr>
+            </w:pPr>
+            <w:r>
+              <w:rPr>
+                <w:rFonts w:ascii="Times New Roman" w:hAnsi="Times New Roman" w:cs="Times New Roman"/>
+                <w:sz w:val="28"/>
+                <w:szCs w:val="28"/>
+              </w:rPr>
+              <w:t>Список заказов на дату отсортирован по времени выдачи и обновляется при добавлении нового заказа при обновлении страницы</w:t>
+            </w:r>
+          </w:p>
+        </w:tc>
+      </w:tr>
+      <w:tr>
+        <w:tc>
+          <w:tcPr>
+            <w:tcW w:w="4672" w:type="dxa"/>
+          </w:tcPr>
+          <w:p>
+            <w:pPr>
+              <w:spacing w:line="360" w:lineRule="auto"/>
+              <w:jc w:val="both"/>
+              <w:rPr>
+                <w:rFonts w:ascii="Times New Roman" w:hAnsi="Times New Roman" w:cs="Times New Roman"/>
+                <w:b/>
+                <w:sz w:val="28"/>
+                <w:szCs w:val="28"/>
+              </w:rPr>
+            </w:pPr>
+            <w:r>
+              <w:rPr>
+                <w:rFonts w:ascii="Times New Roman" w:hAnsi="Times New Roman" w:cs="Times New Roman"/>
+                <w:sz w:val="28"/>
+                <w:szCs w:val="28"/>
+              </w:rPr>
+              <w:t>Система должна отмечать партии сырья с истекающим сроком годности</w:t>
+            </w:r>
+          </w:p>
+        </w:tc>
+        <w:tc>
+          <w:tcPr>
+            <w:tcW w:w="4673" w:type="dxa"/>
+          </w:tcPr>
+          <w:p>
+            <w:pPr>
+              <w:spacing w:line="360" w:lineRule="auto"/>
+              <w:jc w:val="both"/>
+              <w:rPr>
+                <w:rFonts w:ascii="Times New Roman" w:hAnsi="Times New Roman" w:cs="Times New Roman"/>
+                <w:b/>
+                <w:sz w:val="28"/>
+                <w:szCs w:val="28"/>
+              </w:rPr>
+            </w:pPr>
+            <w:r>
+              <w:rPr>
+                <w:rFonts w:ascii="Times New Roman" w:hAnsi="Times New Roman" w:cs="Times New Roman"/>
+                <w:sz w:val="28"/>
+                <w:szCs w:val="28"/>
+              </w:rPr>
+              <w:t>Индикатор появляется на складском экране за 3 дня до истечения срока годности партии и снимается после ее списания или подтвержденной утилизации</w:t>
+            </w:r>
+          </w:p>
+        </w:tc>
+      </w:tr>
+      <w:tr>
+        <w:tc>
+          <w:tcPr>
+            <w:tcW w:w="4672" w:type="dxa"/>
+          </w:tcPr>
+          <w:p>
+            <w:pPr>
+              <w:spacing w:line="360" w:lineRule="auto"/>
+              <w:jc w:val="both"/>
+              <w:rPr>
+                <w:rFonts w:ascii="Times New Roman" w:hAnsi="Times New Roman" w:cs="Times New Roman"/>
+                <w:b/>
+                <w:sz w:val="28"/>
+                <w:szCs w:val="28"/>
+              </w:rPr>
+            </w:pPr>
+            <w:r>
+              <w:rPr>
+                <w:rFonts w:ascii="Times New Roman" w:hAnsi="Times New Roman" w:cs="Times New Roman"/>
+                <w:sz w:val="28"/>
+                <w:szCs w:val="28"/>
+              </w:rPr>
+              <w:t>Система должна распределять поступившие заказы между доступными курьерами с учетом зоны доставки и текущей загрузки</w:t>
+            </w:r>
+          </w:p>
+        </w:tc>
+        <w:tc>
+          <w:tcPr>
+            <w:tcW w:w="4673" w:type="dxa"/>
+          </w:tcPr>
+          <w:p>
+            <w:pPr>
+              <w:spacing w:line="360" w:lineRule="auto"/>
+              <w:jc w:val="both"/>
+              <w:rPr>
+                <w:rFonts w:ascii="Times New Roman" w:hAnsi="Times New Roman" w:cs="Times New Roman"/>
+                <w:b/>
+                <w:sz w:val="28"/>
+                <w:szCs w:val="28"/>
+              </w:rPr>
+            </w:pPr>
+            <w:r>
+              <w:rPr>
+                <w:rFonts w:ascii="Times New Roman" w:hAnsi="Times New Roman" w:cs="Times New Roman"/>
+                <w:sz w:val="28"/>
+                <w:szCs w:val="28"/>
+              </w:rPr>
+              <w:t>Заказ назначается курьеру не позднее чем через 1 минуту после перевода в статус «готов к доставке» без участия администратора при штатной загрузке</w:t>
+            </w:r>
+          </w:p>
+        </w:tc>
+      </w:tr>
+      <w:tr>
+        <w:tc>
+          <w:tcPr>
+            <w:tcW w:w="4672" w:type="dxa"/>
+          </w:tcPr>
+          <w:p>
+            <w:pPr>
+              <w:spacing w:line="360" w:lineRule="auto"/>
+              <w:jc w:val="both"/>
+              <w:rPr>
+                <w:rFonts w:ascii="Times New Roman" w:hAnsi="Times New Roman" w:cs="Times New Roman"/>
+                <w:b/>
+                <w:sz w:val="28"/>
+                <w:szCs w:val="28"/>
+              </w:rPr>
+            </w:pPr>
+            <w:r>
+              <w:rPr>
+                <w:rFonts w:ascii="Times New Roman" w:hAnsi="Times New Roman" w:cs="Times New Roman"/>
+                <w:sz w:val="28"/>
+                <w:szCs w:val="28"/>
+              </w:rPr>
+              <w:t>Система должна рассчитывать ориентировочное время и стоимость доставки заказа на основе адреса клиента и зоны обслуживания</w:t>
+            </w:r>
+          </w:p>
+        </w:tc>
+        <w:tc>
+          <w:tcPr>
+            <w:tcW w:w="4673" w:type="dxa"/>
+          </w:tcPr>
+          <w:p>
+            <w:pPr>
+              <w:spacing w:line="360" w:lineRule="auto"/>
+              <w:jc w:val="both"/>
+              <w:rPr>
+                <w:rFonts w:ascii="Times New Roman" w:hAnsi="Times New Roman" w:cs="Times New Roman"/>
+                <w:b/>
+                <w:sz w:val="28"/>
+                <w:szCs w:val="28"/>
+              </w:rPr>
+            </w:pPr>
+            <w:r>
+              <w:rPr>
+                <w:rFonts w:ascii="Times New Roman" w:hAnsi="Times New Roman" w:cs="Times New Roman"/>
+                <w:sz w:val="28"/>
+                <w:szCs w:val="28"/>
+              </w:rPr>
+              <w:t>Расчетное время и стоимость доставки отображаются клиенту на этапе</w:t>
+            </w:r>
+            <w:r>
+              <w:rPr>
+                <w:rFonts w:ascii="Times New Roman" w:hAnsi="Times New Roman" w:cs="Times New Roman"/>
+                <w:sz w:val="28"/>
+                <w:szCs w:val="28"/>
+              </w:rPr>
+              <w:t xml:space="preserve"> оформления заказа с точностью в </w:t>
+            </w:r>
+            <w:r>
+              <w:rPr>
+                <w:rFonts w:ascii="Times New Roman" w:hAnsi="Times New Roman" w:cs="Times New Roman"/>
+                <w:sz w:val="28"/>
+                <w:szCs w:val="28"/>
+              </w:rPr>
+              <w:t>15 минут</w:t>
+            </w:r>
+            <w:r>
+              <w:rPr>
+                <w:rFonts w:ascii="Times New Roman" w:hAnsi="Times New Roman" w:cs="Times New Roman"/>
+                <w:sz w:val="28"/>
+                <w:szCs w:val="28"/>
+              </w:rPr>
+              <w:t xml:space="preserve"> погрешности</w:t>
             </w:r>
           </w:p>
         </w:tc>
@@ -4723,7 +4980,7 @@
   <w:abstractNum w:abstractNumId="10" w15:restartNumberingAfterBreak="0">
     <w:nsid w:val="6B8D42F7"/>
     <w:multiLevelType w:val="hybridMultilevel"/>
-    <w:tmpl w:val="770462F0"/>
+    <w:tmpl w:val="506CC88E"/>
     <w:lvl w:ilvl="0" w:tplc="2AF672E0">
       <w:start w:val="1"/>
       <w:numFmt w:val="decimal"/>
@@ -5076,6 +5333,18 @@
   </w:num>
   <w:num w:numId="14">
     <w:abstractNumId w:val="6"/>
+  </w:num>
+  <w:num w:numId="15">
+    <w:abstractNumId w:val="4"/>
+  </w:num>
+  <w:num w:numId="16">
+    <w:abstractNumId w:val="7"/>
+  </w:num>
+  <w:num w:numId="17">
+    <w:abstractNumId w:val="3"/>
+  </w:num>
+  <w:num w:numId="18">
+    <w:abstractNumId w:val="12"/>
   </w:num>
 </w:numbering>
 </file>
